--- a/klagomål/A 4714-2026 FSC-klagomål.docx
+++ b/klagomål/A 4714-2026 FSC-klagomål.docx
@@ -752,7 +752,7 @@
     <w:r>
       <w:tab/>
       <w:tab/>
-      <w:t>2026-01-27</w:t>
+      <w:t>2026-01-28</w:t>
       <w:br/>
       <w:br/>
     </w:r>

--- a/klagomål/A 4714-2026 FSC-klagomål.docx
+++ b/klagomål/A 4714-2026 FSC-klagomål.docx
@@ -112,7 +112,7 @@
         <w:pStyle w:val="ListBullet"/>
       </w:pPr>
       <w:r>
-        <w:t>Om ett ombud (tex Norra skog eller Mellanskog) avverkningsanmäler en skog med naturvärden motsvarande nyckelbiotops kvalité men markägaren inte är FSC certifierad, bör du skicka in ett FSC kontrollerat virke klagomål. Då ska klagomålet skickas till ombudsföretaget.</w:t>
+        <w:t>Om ett ombud (tex Norra skog eller Mellanskog) avverkningsanmäler en skog med naturvärden motsvarande nyckelbiotops kvalitet men markägaren inte är FSC certifierad, bör du skicka in ett FSC kontrollerat virke klagomål. Då ska klagomålet skickas till ombudsföretaget.</w:t>
       </w:r>
     </w:p>
     <w:p>
@@ -752,7 +752,7 @@
     <w:r>
       <w:tab/>
       <w:tab/>
-      <w:t>2026-01-28</w:t>
+      <w:t>2026-01-29</w:t>
       <w:br/>
       <w:br/>
     </w:r>

--- a/klagomål/A 4714-2026 FSC-klagomål.docx
+++ b/klagomål/A 4714-2026 FSC-klagomål.docx
@@ -752,7 +752,7 @@
     <w:r>
       <w:tab/>
       <w:tab/>
-      <w:t>2026-01-29</w:t>
+      <w:t>2026-01-30</w:t>
       <w:br/>
       <w:br/>
     </w:r>

--- a/klagomål/A 4714-2026 FSC-klagomål.docx
+++ b/klagomål/A 4714-2026 FSC-klagomål.docx
@@ -752,7 +752,7 @@
     <w:r>
       <w:tab/>
       <w:tab/>
-      <w:t>2026-01-30</w:t>
+      <w:t>2026-01-31</w:t>
       <w:br/>
       <w:br/>
     </w:r>

--- a/klagomål/A 4714-2026 FSC-klagomål.docx
+++ b/klagomål/A 4714-2026 FSC-klagomål.docx
@@ -752,7 +752,7 @@
     <w:r>
       <w:tab/>
       <w:tab/>
-      <w:t>2026-03-01</w:t>
+      <w:t>2026-03-02</w:t>
       <w:br/>
       <w:br/>
     </w:r>

--- a/klagomål/A 4714-2026 FSC-klagomål.docx
+++ b/klagomål/A 4714-2026 FSC-klagomål.docx
@@ -752,7 +752,7 @@
     <w:r>
       <w:tab/>
       <w:tab/>
-      <w:t>2026-03-02</w:t>
+      <w:t>2026-03-03</w:t>
       <w:br/>
       <w:br/>
     </w:r>

--- a/klagomål/A 4714-2026 FSC-klagomål.docx
+++ b/klagomål/A 4714-2026 FSC-klagomål.docx
@@ -752,7 +752,7 @@
     <w:r>
       <w:tab/>
       <w:tab/>
-      <w:t>2026-03-03</w:t>
+      <w:t>2026-03-04</w:t>
       <w:br/>
       <w:br/>
     </w:r>

--- a/klagomål/A 4714-2026 FSC-klagomål.docx
+++ b/klagomål/A 4714-2026 FSC-klagomål.docx
@@ -752,7 +752,7 @@
     <w:r>
       <w:tab/>
       <w:tab/>
-      <w:t>2026-03-04</w:t>
+      <w:t>2026-03-05</w:t>
       <w:br/>
       <w:br/>
     </w:r>

--- a/klagomål/A 4714-2026 FSC-klagomål.docx
+++ b/klagomål/A 4714-2026 FSC-klagomål.docx
@@ -752,7 +752,7 @@
     <w:r>
       <w:tab/>
       <w:tab/>
-      <w:t>2026-03-05</w:t>
+      <w:t>2026-03-06</w:t>
       <w:br/>
       <w:br/>
     </w:r>

--- a/klagomål/A 4714-2026 FSC-klagomål.docx
+++ b/klagomål/A 4714-2026 FSC-klagomål.docx
@@ -752,7 +752,7 @@
     <w:r>
       <w:tab/>
       <w:tab/>
-      <w:t>2026-03-06</w:t>
+      <w:t>2026-03-07</w:t>
       <w:br/>
       <w:br/>
     </w:r>

--- a/klagomål/A 4714-2026 FSC-klagomål.docx
+++ b/klagomål/A 4714-2026 FSC-klagomål.docx
@@ -752,7 +752,7 @@
     <w:r>
       <w:tab/>
       <w:tab/>
-      <w:t>2026-03-07</w:t>
+      <w:t>2026-03-08</w:t>
       <w:br/>
       <w:br/>
     </w:r>

--- a/klagomål/A 4714-2026 FSC-klagomål.docx
+++ b/klagomål/A 4714-2026 FSC-klagomål.docx
@@ -752,7 +752,7 @@
     <w:r>
       <w:tab/>
       <w:tab/>
-      <w:t>2026-03-08</w:t>
+      <w:t>2026-03-09</w:t>
       <w:br/>
       <w:br/>
     </w:r>

--- a/klagomål/A 4714-2026 FSC-klagomål.docx
+++ b/klagomål/A 4714-2026 FSC-klagomål.docx
@@ -752,7 +752,7 @@
     <w:r>
       <w:tab/>
       <w:tab/>
-      <w:t>2026-03-09</w:t>
+      <w:t>2026-03-10</w:t>
       <w:br/>
       <w:br/>
     </w:r>

--- a/klagomål/A 4714-2026 FSC-klagomål.docx
+++ b/klagomål/A 4714-2026 FSC-klagomål.docx
@@ -752,7 +752,7 @@
     <w:r>
       <w:tab/>
       <w:tab/>
-      <w:t>2026-03-10</w:t>
+      <w:t>2026-03-11</w:t>
       <w:br/>
       <w:br/>
     </w:r>

--- a/klagomål/A 4714-2026 FSC-klagomål.docx
+++ b/klagomål/A 4714-2026 FSC-klagomål.docx
@@ -752,7 +752,7 @@
     <w:r>
       <w:tab/>
       <w:tab/>
-      <w:t>2026-03-11</w:t>
+      <w:t>2026-03-12</w:t>
       <w:br/>
       <w:br/>
     </w:r>

--- a/klagomål/A 4714-2026 FSC-klagomål.docx
+++ b/klagomål/A 4714-2026 FSC-klagomål.docx
@@ -752,7 +752,7 @@
     <w:r>
       <w:tab/>
       <w:tab/>
-      <w:t>2026-03-12</w:t>
+      <w:t>2026-03-13</w:t>
       <w:br/>
       <w:br/>
     </w:r>

--- a/klagomål/A 4714-2026 FSC-klagomål.docx
+++ b/klagomål/A 4714-2026 FSC-klagomål.docx
@@ -752,7 +752,7 @@
     <w:r>
       <w:tab/>
       <w:tab/>
-      <w:t>2026-03-13</w:t>
+      <w:t>2026-03-16</w:t>
       <w:br/>
       <w:br/>
     </w:r>

--- a/klagomål/A 4714-2026 FSC-klagomål.docx
+++ b/klagomål/A 4714-2026 FSC-klagomål.docx
@@ -752,7 +752,7 @@
     <w:r>
       <w:tab/>
       <w:tab/>
-      <w:t>2026-03-16</w:t>
+      <w:t>2026-03-17</w:t>
       <w:br/>
       <w:br/>
     </w:r>

--- a/klagomål/A 4714-2026 FSC-klagomål.docx
+++ b/klagomål/A 4714-2026 FSC-klagomål.docx
@@ -752,7 +752,7 @@
     <w:r>
       <w:tab/>
       <w:tab/>
-      <w:t>2026-03-17</w:t>
+      <w:t>2026-03-18</w:t>
       <w:br/>
       <w:br/>
     </w:r>

--- a/klagomål/A 4714-2026 FSC-klagomål.docx
+++ b/klagomål/A 4714-2026 FSC-klagomål.docx
@@ -752,7 +752,7 @@
     <w:r>
       <w:tab/>
       <w:tab/>
-      <w:t>2026-03-18</w:t>
+      <w:t>2026-03-19</w:t>
       <w:br/>
       <w:br/>
     </w:r>

--- a/klagomål/A 4714-2026 FSC-klagomål.docx
+++ b/klagomål/A 4714-2026 FSC-klagomål.docx
@@ -752,7 +752,7 @@
     <w:r>
       <w:tab/>
       <w:tab/>
-      <w:t>2026-03-19</w:t>
+      <w:t>2026-03-20</w:t>
       <w:br/>
       <w:br/>
     </w:r>

--- a/klagomål/A 4714-2026 FSC-klagomål.docx
+++ b/klagomål/A 4714-2026 FSC-klagomål.docx
@@ -752,7 +752,7 @@
     <w:r>
       <w:tab/>
       <w:tab/>
-      <w:t>2026-03-20</w:t>
+      <w:t>2026-03-21</w:t>
       <w:br/>
       <w:br/>
     </w:r>

--- a/klagomål/A 4714-2026 FSC-klagomål.docx
+++ b/klagomål/A 4714-2026 FSC-klagomål.docx
@@ -752,7 +752,7 @@
     <w:r>
       <w:tab/>
       <w:tab/>
-      <w:t>2026-03-21</w:t>
+      <w:t>2026-03-22</w:t>
       <w:br/>
       <w:br/>
     </w:r>

--- a/klagomål/A 4714-2026 FSC-klagomål.docx
+++ b/klagomål/A 4714-2026 FSC-klagomål.docx
@@ -752,7 +752,7 @@
     <w:r>
       <w:tab/>
       <w:tab/>
-      <w:t>2026-03-22</w:t>
+      <w:t>2026-03-23</w:t>
       <w:br/>
       <w:br/>
     </w:r>

--- a/klagomål/A 4714-2026 FSC-klagomål.docx
+++ b/klagomål/A 4714-2026 FSC-klagomål.docx
@@ -752,7 +752,7 @@
     <w:r>
       <w:tab/>
       <w:tab/>
-      <w:t>2026-03-23</w:t>
+      <w:t>2026-03-24</w:t>
       <w:br/>
       <w:br/>
     </w:r>

--- a/klagomål/A 4714-2026 FSC-klagomål.docx
+++ b/klagomål/A 4714-2026 FSC-klagomål.docx
@@ -752,7 +752,7 @@
     <w:r>
       <w:tab/>
       <w:tab/>
-      <w:t>2026-03-24</w:t>
+      <w:t>2026-03-25</w:t>
       <w:br/>
       <w:br/>
     </w:r>

--- a/klagomål/A 4714-2026 FSC-klagomål.docx
+++ b/klagomål/A 4714-2026 FSC-klagomål.docx
@@ -752,7 +752,7 @@
     <w:r>
       <w:tab/>
       <w:tab/>
-      <w:t>2026-03-25</w:t>
+      <w:t>2026-03-26</w:t>
       <w:br/>
       <w:br/>
     </w:r>

--- a/klagomål/A 4714-2026 FSC-klagomål.docx
+++ b/klagomål/A 4714-2026 FSC-klagomål.docx
@@ -752,7 +752,7 @@
     <w:r>
       <w:tab/>
       <w:tab/>
-      <w:t>2026-03-26</w:t>
+      <w:t>2026-03-27</w:t>
       <w:br/>
       <w:br/>
     </w:r>

--- a/klagomål/A 4714-2026 FSC-klagomål.docx
+++ b/klagomål/A 4714-2026 FSC-klagomål.docx
@@ -752,7 +752,7 @@
     <w:r>
       <w:tab/>
       <w:tab/>
-      <w:t>2026-03-27</w:t>
+      <w:t>2026-03-28</w:t>
       <w:br/>
       <w:br/>
     </w:r>

--- a/klagomål/A 4714-2026 FSC-klagomål.docx
+++ b/klagomål/A 4714-2026 FSC-klagomål.docx
@@ -752,7 +752,7 @@
     <w:r>
       <w:tab/>
       <w:tab/>
-      <w:t>2026-03-28</w:t>
+      <w:t>2026-03-29</w:t>
       <w:br/>
       <w:br/>
     </w:r>

--- a/klagomål/A 4714-2026 FSC-klagomål.docx
+++ b/klagomål/A 4714-2026 FSC-klagomål.docx
@@ -752,7 +752,7 @@
     <w:r>
       <w:tab/>
       <w:tab/>
-      <w:t>2026-03-29</w:t>
+      <w:t>2026-03-30</w:t>
       <w:br/>
       <w:br/>
     </w:r>

--- a/klagomål/A 4714-2026 FSC-klagomål.docx
+++ b/klagomål/A 4714-2026 FSC-klagomål.docx
@@ -752,7 +752,7 @@
     <w:r>
       <w:tab/>
       <w:tab/>
-      <w:t>2026-03-30</w:t>
+      <w:t>2026-03-31</w:t>
       <w:br/>
       <w:br/>
     </w:r>

--- a/klagomål/A 4714-2026 FSC-klagomål.docx
+++ b/klagomål/A 4714-2026 FSC-klagomål.docx
@@ -752,7 +752,7 @@
     <w:r>
       <w:tab/>
       <w:tab/>
-      <w:t>2026-03-31</w:t>
+      <w:t>2026-04-01</w:t>
       <w:br/>
       <w:br/>
     </w:r>

--- a/klagomål/A 4714-2026 FSC-klagomål.docx
+++ b/klagomål/A 4714-2026 FSC-klagomål.docx
@@ -752,7 +752,7 @@
     <w:r>
       <w:tab/>
       <w:tab/>
-      <w:t>2026-04-01</w:t>
+      <w:t>2026-04-02</w:t>
       <w:br/>
       <w:br/>
     </w:r>

--- a/klagomål/A 4714-2026 FSC-klagomål.docx
+++ b/klagomål/A 4714-2026 FSC-klagomål.docx
@@ -752,7 +752,7 @@
     <w:r>
       <w:tab/>
       <w:tab/>
-      <w:t>2026-04-02</w:t>
+      <w:t>2026-04-03</w:t>
       <w:br/>
       <w:br/>
     </w:r>

--- a/klagomål/A 4714-2026 FSC-klagomål.docx
+++ b/klagomål/A 4714-2026 FSC-klagomål.docx
@@ -752,7 +752,7 @@
     <w:r>
       <w:tab/>
       <w:tab/>
-      <w:t>2026-04-03</w:t>
+      <w:t>2026-04-04</w:t>
       <w:br/>
       <w:br/>
     </w:r>

--- a/klagomål/A 4714-2026 FSC-klagomål.docx
+++ b/klagomål/A 4714-2026 FSC-klagomål.docx
@@ -752,7 +752,7 @@
     <w:r>
       <w:tab/>
       <w:tab/>
-      <w:t>2026-04-04</w:t>
+      <w:t>2026-04-05</w:t>
       <w:br/>
       <w:br/>
     </w:r>

--- a/klagomål/A 4714-2026 FSC-klagomål.docx
+++ b/klagomål/A 4714-2026 FSC-klagomål.docx
@@ -752,7 +752,7 @@
     <w:r>
       <w:tab/>
       <w:tab/>
-      <w:t>2026-04-05</w:t>
+      <w:t>2026-04-06</w:t>
       <w:br/>
       <w:br/>
     </w:r>

--- a/klagomål/A 4714-2026 FSC-klagomål.docx
+++ b/klagomål/A 4714-2026 FSC-klagomål.docx
@@ -752,7 +752,7 @@
     <w:r>
       <w:tab/>
       <w:tab/>
-      <w:t>2026-04-06</w:t>
+      <w:t>2026-04-07</w:t>
       <w:br/>
       <w:br/>
     </w:r>

--- a/klagomål/A 4714-2026 FSC-klagomål.docx
+++ b/klagomål/A 4714-2026 FSC-klagomål.docx
@@ -752,7 +752,7 @@
     <w:r>
       <w:tab/>
       <w:tab/>
-      <w:t>2026-04-07</w:t>
+      <w:t>2026-04-08</w:t>
       <w:br/>
       <w:br/>
     </w:r>

--- a/klagomål/A 4714-2026 FSC-klagomål.docx
+++ b/klagomål/A 4714-2026 FSC-klagomål.docx
@@ -752,7 +752,7 @@
     <w:r>
       <w:tab/>
       <w:tab/>
-      <w:t>2026-04-08</w:t>
+      <w:t>2026-04-09</w:t>
       <w:br/>
       <w:br/>
     </w:r>

--- a/klagomål/A 4714-2026 FSC-klagomål.docx
+++ b/klagomål/A 4714-2026 FSC-klagomål.docx
@@ -752,7 +752,7 @@
     <w:r>
       <w:tab/>
       <w:tab/>
-      <w:t>2026-04-09</w:t>
+      <w:t>2026-04-10</w:t>
       <w:br/>
       <w:br/>
     </w:r>

--- a/klagomål/A 4714-2026 FSC-klagomål.docx
+++ b/klagomål/A 4714-2026 FSC-klagomål.docx
@@ -752,7 +752,7 @@
     <w:r>
       <w:tab/>
       <w:tab/>
-      <w:t>2026-04-10</w:t>
+      <w:t>2026-04-11</w:t>
       <w:br/>
       <w:br/>
     </w:r>

--- a/klagomål/A 4714-2026 FSC-klagomål.docx
+++ b/klagomål/A 4714-2026 FSC-klagomål.docx
@@ -752,7 +752,7 @@
     <w:r>
       <w:tab/>
       <w:tab/>
-      <w:t>2026-04-11</w:t>
+      <w:t>2026-04-12</w:t>
       <w:br/>
       <w:br/>
     </w:r>

--- a/klagomål/A 4714-2026 FSC-klagomål.docx
+++ b/klagomål/A 4714-2026 FSC-klagomål.docx
@@ -752,7 +752,7 @@
     <w:r>
       <w:tab/>
       <w:tab/>
-      <w:t>2026-04-14</w:t>
+      <w:t>2026-04-15</w:t>
       <w:br/>
       <w:br/>
     </w:r>

--- a/klagomål/A 4714-2026 FSC-klagomål.docx
+++ b/klagomål/A 4714-2026 FSC-klagomål.docx
@@ -752,7 +752,7 @@
     <w:r>
       <w:tab/>
       <w:tab/>
-      <w:t>2026-04-15</w:t>
+      <w:t>2026-04-16</w:t>
       <w:br/>
       <w:br/>
     </w:r>

--- a/klagomål/A 4714-2026 FSC-klagomål.docx
+++ b/klagomål/A 4714-2026 FSC-klagomål.docx
@@ -752,7 +752,7 @@
     <w:r>
       <w:tab/>
       <w:tab/>
-      <w:t>2026-04-16</w:t>
+      <w:t>2026-04-17</w:t>
       <w:br/>
       <w:br/>
     </w:r>

--- a/klagomål/A 4714-2026 FSC-klagomål.docx
+++ b/klagomål/A 4714-2026 FSC-klagomål.docx
@@ -752,7 +752,7 @@
     <w:r>
       <w:tab/>
       <w:tab/>
-      <w:t>2026-04-17</w:t>
+      <w:t>2026-04-18</w:t>
       <w:br/>
       <w:br/>
     </w:r>

--- a/klagomål/A 4714-2026 FSC-klagomål.docx
+++ b/klagomål/A 4714-2026 FSC-klagomål.docx
@@ -752,7 +752,7 @@
     <w:r>
       <w:tab/>
       <w:tab/>
-      <w:t>2026-04-18</w:t>
+      <w:t>2026-04-19</w:t>
       <w:br/>
       <w:br/>
     </w:r>

--- a/klagomål/A 4714-2026 FSC-klagomål.docx
+++ b/klagomål/A 4714-2026 FSC-klagomål.docx
@@ -752,7 +752,7 @@
     <w:r>
       <w:tab/>
       <w:tab/>
-      <w:t>2026-04-19</w:t>
+      <w:t>2026-04-20</w:t>
       <w:br/>
       <w:br/>
     </w:r>

--- a/klagomål/A 4714-2026 FSC-klagomål.docx
+++ b/klagomål/A 4714-2026 FSC-klagomål.docx
@@ -752,7 +752,7 @@
     <w:r>
       <w:tab/>
       <w:tab/>
-      <w:t>2026-04-20</w:t>
+      <w:t>2026-04-21</w:t>
       <w:br/>
       <w:br/>
     </w:r>

--- a/klagomål/A 4714-2026 FSC-klagomål.docx
+++ b/klagomål/A 4714-2026 FSC-klagomål.docx
@@ -752,7 +752,7 @@
     <w:r>
       <w:tab/>
       <w:tab/>
-      <w:t>2026-04-21</w:t>
+      <w:t>2026-04-22</w:t>
       <w:br/>
       <w:br/>
     </w:r>

--- a/klagomål/A 4714-2026 FSC-klagomål.docx
+++ b/klagomål/A 4714-2026 FSC-klagomål.docx
@@ -752,7 +752,7 @@
     <w:r>
       <w:tab/>
       <w:tab/>
-      <w:t>2026-04-22</w:t>
+      <w:t>2026-04-23</w:t>
       <w:br/>
       <w:br/>
     </w:r>

--- a/klagomål/A 4714-2026 FSC-klagomål.docx
+++ b/klagomål/A 4714-2026 FSC-klagomål.docx
@@ -752,7 +752,7 @@
     <w:r>
       <w:tab/>
       <w:tab/>
-      <w:t>2026-04-23</w:t>
+      <w:t>2026-04-24</w:t>
       <w:br/>
       <w:br/>
     </w:r>

--- a/klagomål/A 4714-2026 FSC-klagomål.docx
+++ b/klagomål/A 4714-2026 FSC-klagomål.docx
@@ -752,7 +752,7 @@
     <w:r>
       <w:tab/>
       <w:tab/>
-      <w:t>2026-04-24</w:t>
+      <w:t>2026-04-25</w:t>
       <w:br/>
       <w:br/>
     </w:r>

--- a/klagomål/A 4714-2026 FSC-klagomål.docx
+++ b/klagomål/A 4714-2026 FSC-klagomål.docx
@@ -752,7 +752,7 @@
     <w:r>
       <w:tab/>
       <w:tab/>
-      <w:t>2026-04-25</w:t>
+      <w:t>2026-04-26</w:t>
       <w:br/>
       <w:br/>
     </w:r>

--- a/klagomål/A 4714-2026 FSC-klagomål.docx
+++ b/klagomål/A 4714-2026 FSC-klagomål.docx
@@ -752,7 +752,7 @@
     <w:r>
       <w:tab/>
       <w:tab/>
-      <w:t>2026-04-26</w:t>
+      <w:t>2026-04-27</w:t>
       <w:br/>
       <w:br/>
     </w:r>

--- a/klagomål/A 4714-2026 FSC-klagomål.docx
+++ b/klagomål/A 4714-2026 FSC-klagomål.docx
@@ -752,7 +752,7 @@
     <w:r>
       <w:tab/>
       <w:tab/>
-      <w:t>2026-04-27</w:t>
+      <w:t>2026-04-28</w:t>
       <w:br/>
       <w:br/>
     </w:r>

--- a/klagomål/A 4714-2026 FSC-klagomål.docx
+++ b/klagomål/A 4714-2026 FSC-klagomål.docx
@@ -752,7 +752,7 @@
     <w:r>
       <w:tab/>
       <w:tab/>
-      <w:t>2026-04-28</w:t>
+      <w:t>2026-04-29</w:t>
       <w:br/>
       <w:br/>
     </w:r>

--- a/klagomål/A 4714-2026 FSC-klagomål.docx
+++ b/klagomål/A 4714-2026 FSC-klagomål.docx
@@ -752,7 +752,7 @@
     <w:r>
       <w:tab/>
       <w:tab/>
-      <w:t>2026-04-29</w:t>
+      <w:t>2026-04-30</w:t>
       <w:br/>
       <w:br/>
     </w:r>

--- a/klagomål/A 4714-2026 FSC-klagomål.docx
+++ b/klagomål/A 4714-2026 FSC-klagomål.docx
@@ -752,7 +752,7 @@
     <w:r>
       <w:tab/>
       <w:tab/>
-      <w:t>2026-04-30</w:t>
+      <w:t>2026-05-01</w:t>
       <w:br/>
       <w:br/>
     </w:r>

--- a/klagomål/A 4714-2026 FSC-klagomål.docx
+++ b/klagomål/A 4714-2026 FSC-klagomål.docx
@@ -752,7 +752,7 @@
     <w:r>
       <w:tab/>
       <w:tab/>
-      <w:t>2026-05-01</w:t>
+      <w:t>2026-05-02</w:t>
       <w:br/>
       <w:br/>
     </w:r>

--- a/klagomål/A 4714-2026 FSC-klagomål.docx
+++ b/klagomål/A 4714-2026 FSC-klagomål.docx
@@ -752,7 +752,7 @@
     <w:r>
       <w:tab/>
       <w:tab/>
-      <w:t>2026-05-02</w:t>
+      <w:t>2026-05-03</w:t>
       <w:br/>
       <w:br/>
     </w:r>

--- a/klagomål/A 4714-2026 FSC-klagomål.docx
+++ b/klagomål/A 4714-2026 FSC-klagomål.docx
@@ -752,7 +752,7 @@
     <w:r>
       <w:tab/>
       <w:tab/>
-      <w:t>2026-05-16</w:t>
+      <w:t>2026-05-17</w:t>
       <w:br/>
       <w:br/>
     </w:r>

--- a/klagomål/A 4714-2026 FSC-klagomål.docx
+++ b/klagomål/A 4714-2026 FSC-klagomål.docx
@@ -752,7 +752,7 @@
     <w:r>
       <w:tab/>
       <w:tab/>
-      <w:t>2026-06-15</w:t>
+      <w:t>2026-06-16</w:t>
       <w:br/>
       <w:br/>
     </w:r>

--- a/klagomål/A 4714-2026 FSC-klagomål.docx
+++ b/klagomål/A 4714-2026 FSC-klagomål.docx
@@ -752,7 +752,7 @@
     <w:r>
       <w:tab/>
       <w:tab/>
-      <w:t>2026-06-16</w:t>
+      <w:t>2026-06-17</w:t>
       <w:br/>
       <w:br/>
     </w:r>

--- a/klagomål/A 4714-2026 FSC-klagomål.docx
+++ b/klagomål/A 4714-2026 FSC-klagomål.docx
@@ -1,6 +1,6 @@
 
 <file path=word/document.xml><?xml version="1.0" encoding="utf-8"?>
-<w:document xmlns:wpc="http://schemas.microsoft.com/office/word/2010/wordprocessingCanvas" xmlns:cx="http://schemas.microsoft.com/office/drawing/2014/chartex" xmlns:cx1="http://schemas.microsoft.com/office/drawing/2015/9/8/chartex" xmlns:cx2="http://schemas.microsoft.com/office/drawing/2015/10/21/chartex" xmlns:cx3="http://schemas.microsoft.com/office/drawing/2016/5/9/chartex" xmlns:cx4="http://schemas.microsoft.com/office/drawing/2016/5/10/chartex" xmlns:cx5="http://schemas.microsoft.com/office/drawing/2016/5/11/chartex" xmlns:cx6="http://schemas.microsoft.com/office/drawing/2016/5/12/chartex" xmlns:cx7="http://schemas.microsoft.com/office/drawing/2016/5/13/chartex" xmlns:cx8="http://schemas.microsoft.com/office/drawing/2016/5/14/chartex" xmlns:mc="http://schemas.openxmlformats.org/markup-compatibility/2006" xmlns:aink="http://schemas.microsoft.com/office/drawing/2016/ink" xmlns:am3d="http://schemas.microsoft.com/office/drawing/2017/model3d" xmlns:o="urn:schemas-microsoft-com:office:office" xmlns:oel="http://schemas.microsoft.com/office/2019/extlst" xmlns:r="http://schemas.openxmlformats.org/officeDocument/2006/relationships" xmlns:m="http://schemas.openxmlformats.org/officeDocument/2006/math" xmlns:v="urn:schemas-microsoft-com:vml" xmlns:wp14="http://schemas.microsoft.com/office/word/2010/wordprocessingDrawing" xmlns:wp="http://schemas.openxmlformats.org/drawingml/2006/wordprocessingDrawing" xmlns:w10="urn:schemas-microsoft-com:office:word" xmlns:w="http://schemas.openxmlformats.org/wordprocessingml/2006/main" xmlns:w14="http://schemas.microsoft.com/office/word/2010/wordml" xmlns:w15="http://schemas.microsoft.com/office/word/2012/wordml" xmlns:w16cex="http://schemas.microsoft.com/office/word/2018/wordml/cex" xmlns:w16cid="http://schemas.microsoft.com/office/word/2016/wordml/cid" xmlns:w16="http://schemas.microsoft.com/office/word/2018/wordml" xmlns:w16sdtdh="http://schemas.microsoft.com/office/word/2020/wordml/sdtdatahash" xmlns:w16se="http://schemas.microsoft.com/office/word/2015/wordml/symex" xmlns:wpg="http://schemas.microsoft.com/office/word/2010/wordprocessingGroup" xmlns:wpi="http://schemas.microsoft.com/office/word/2010/wordprocessingInk" xmlns:wne="http://schemas.microsoft.com/office/word/2006/wordml" xmlns:wps="http://schemas.microsoft.com/office/word/2010/wordprocessingShape" mc:Ignorable="w14 w15 w16se w16cid w16 w16cex w16sdtdh wp14">
+<w:document xmlns:wpc="http://schemas.microsoft.com/office/word/2010/wordprocessingCanvas" xmlns:cx="http://schemas.microsoft.com/office/drawing/2014/chartex" xmlns:cx1="http://schemas.microsoft.com/office/drawing/2015/9/8/chartex" xmlns:cx2="http://schemas.microsoft.com/office/drawing/2015/10/21/chartex" xmlns:cx3="http://schemas.microsoft.com/office/drawing/2016/5/9/chartex" xmlns:cx4="http://schemas.microsoft.com/office/drawing/2016/5/10/chartex" xmlns:cx5="http://schemas.microsoft.com/office/drawing/2016/5/11/chartex" xmlns:cx6="http://schemas.microsoft.com/office/drawing/2016/5/12/chartex" xmlns:cx7="http://schemas.microsoft.com/office/drawing/2016/5/13/chartex" xmlns:cx8="http://schemas.microsoft.com/office/drawing/2016/5/14/chartex" xmlns:mc="http://schemas.openxmlformats.org/markup-compatibility/2006" xmlns:aink="http://schemas.microsoft.com/office/drawing/2016/ink" xmlns:am3d="http://schemas.microsoft.com/office/drawing/2017/model3d" xmlns:o="urn:schemas-microsoft-com:office:office" xmlns:oel="http://schemas.microsoft.com/office/2019/extlst" xmlns:r="http://schemas.openxmlformats.org/officeDocument/2006/relationships" xmlns:m="http://schemas.openxmlformats.org/officeDocument/2006/math" xmlns:v="urn:schemas-microsoft-com:vml" xmlns:wp14="http://schemas.microsoft.com/office/word/2010/wordprocessingDrawing" xmlns:wp="http://schemas.openxmlformats.org/drawingml/2006/wordprocessingDrawing" xmlns:w10="urn:schemas-microsoft-com:office:word" xmlns:w="http://schemas.openxmlformats.org/wordprocessingml/2006/main" xmlns:w14="http://schemas.microsoft.com/office/word/2010/wordml" xmlns:w15="http://schemas.microsoft.com/office/word/2012/wordml" xmlns:w16cex="http://schemas.microsoft.com/office/word/2018/wordml/cex" xmlns:w16cid="http://schemas.microsoft.com/office/word/2016/wordml/cid" xmlns:w16="http://schemas.microsoft.com/office/word/2018/wordml" xmlns:w16du="http://schemas.microsoft.com/office/word/2023/wordml/word16du" xmlns:w16sdtdh="http://schemas.microsoft.com/office/word/2020/wordml/sdtdatahash" xmlns:w16sdtfl="http://schemas.microsoft.com/office/word/2024/wordml/sdtformatlock" xmlns:w16se="http://schemas.microsoft.com/office/word/2015/wordml/symex" xmlns:wpg="http://schemas.microsoft.com/office/word/2010/wordprocessingGroup" xmlns:wpi="http://schemas.microsoft.com/office/word/2010/wordprocessingInk" xmlns:wne="http://schemas.microsoft.com/office/word/2006/wordml" xmlns:wps="http://schemas.microsoft.com/office/word/2010/wordprocessingShape" mc:Ignorable="w14 w15 w16se w16cid w16 w16cex w16sdtdh w16sdtfl w16du wp14">
   <w:body>
     <w:p>
       <w:r>
@@ -168,7 +168,7 @@
     </w:p>
     <w:p>
       <w:r>
-        <w:t>Detta dokument behandlar höga naturvärden i avverkningsanmälan A 4714-2026 i Östhammars kommun. Denna avverkningsanmälan inkom 2026-01-26 11:04:56 och omfattar 6,3 ha.</w:t>
+        <w:t>Detta dokument behandlar höga naturvärden i avverkningsanmälan A 4714-2026 i Östhammars kommun som inkom 2026-01-26 och omfattar 6,3 ha.</w:t>
       </w:r>
     </w:p>
     <w:p>
@@ -191,12 +191,15 @@
     </w:p>
     <w:p>
       <w:r>
-        <w:t>I avverkningsanmälan har följande 1 naturvårdsarter hittats: nordfladdermus (NT, §4a). Av dessa är 1 rödlistade. För rödlistade arter har rödlistekategorin angivits inom parentes. För fridlysta arter anges även paragrafen i Artskyddsförordningen som arten är fridlyst enligt.</w:t>
+        <w:t>I avverkningsanmälan har följande 4 naturvårdsarter hittats: kattfotslav (NT, T), nordfladdermus (NT, §4a), sårläka (NT, T) och spindelblomster (S, T, §8). Av dessa är 3 rödlistade. För rödlistade arter har rödlistekategorin angivits inom parentes. Arter som är signalarter enligt Skogsstyrelsen har markerats med (S). Typiska arter inom Natura 2000 som är kopplade till skogsekosystem har markerats med (T). För fridlysta arter anges även paragrafen i Artskyddsförordningen som arten är fridlyst enligt.</w:t>
       </w:r>
     </w:p>
     <w:p>
       <w:r>
-        <w:t>De påträffade naturvårdsarterna är ett tydligt kvitto på att detta rör sig om en skog med höga naturvärden. I Figur 1 visas en karta över det avverkningsanmälda området, där samtliga fyndplatser för naturvårdsarter som finns registrerade på Artportalen har markerats.</w:t>
+        <w:t>De påträffade naturvårdsarterna är ett tydligt kvitto på att det rör sig om en skog med höga naturvärden.</w:t>
+      </w:r>
+      <w:r>
+        <w:t xml:space="preserve"> I Figur 1 visas fyndplatser för naturvårdsarter i området, som finns registrerade på Artportalen.</w:t>
       </w:r>
     </w:p>
     <w:p>
@@ -206,7 +209,7 @@
       <w:r>
         <w:drawing>
           <wp:inline xmlns:a="http://schemas.openxmlformats.org/drawingml/2006/main" xmlns:pic="http://schemas.openxmlformats.org/drawingml/2006/picture">
-            <wp:extent cx="5486400" cy="3075651"/>
+            <wp:extent cx="5486400" cy="4164762"/>
             <wp:docPr id="1" name="Picture 1"/>
             <wp:cNvGraphicFramePr>
               <a:graphicFrameLocks noChangeAspect="1"/>
@@ -227,7 +230,7 @@
                   <pic:spPr>
                     <a:xfrm>
                       <a:off x="0" y="0"/>
-                      <a:ext cx="5486400" cy="3075651"/>
+                      <a:ext cx="5486400" cy="4164762"/>
                     </a:xfrm>
                     <a:prstGeom prst="rect"/>
                   </pic:spPr>
@@ -241,14 +244,15 @@
     <w:p>
       <w:pPr>
         <w:pStyle w:val="Caption"/>
+        <w:spacing w:after="240"/>
       </w:pPr>
       <w:r>
-        <w:t>Figur 1. Fyndplatser för naturvårdsarter i det avverkningsanmälda området (röd linje). Markörer utan svart kant är placerade på fyndplatsen. Markörer med svart kant är placerade vid sidan av fyndplatsen och har ett svart streck som visar fyndplatsens exakta position. Kartans mittpunktskoordinat är N 6684195, E 698525 i SWEREF 99 TM.</w:t>
+        <w:t>Figur 1. Fyndplatser för naturvårdsarter i avverkningsanmälan (röd linje). Markörer utan svart kant är placerade på fyndplatsen. Markörer med svart kant är placerade vid sidan av fyndplatsen och har ett svart streck som visar fyndplatsens exakta position. Kartans mittpunktskoordinat är N 6684195, E 698525 i SWEREF 99 TM.</w:t>
       </w:r>
     </w:p>
     <w:p>
       <w:pPr>
-        <w:pStyle w:val="Heading1"/>
+        <w:pStyle w:val="Heading2"/>
       </w:pPr>
       <w:r>
         <w:t>Fridlysta arter</w:t>
@@ -256,7 +260,7 @@
     </w:p>
     <w:p>
       <w:r>
-        <w:t>Följande fridlysta arter har sina livsmiljöer och växtplatser i den avverkningsanmälda skogen: nordfladdermus (NT, §4a).</w:t>
+        <w:t>Följande fridlysta arter har sina livsmiljöer och växtplatser i den avverkningsanmälda skogen: nordfladdermus (NT, §4a) och spindelblomster (S, T, §8).</w:t>
       </w:r>
     </w:p>
     <w:p>
@@ -272,7 +276,102 @@
     </w:p>
     <w:p>
       <w:r>
+        <w:rPr>
+          <w:b/>
+        </w:rPr>
+        <w:t>Spindelblomster (§8)</w:t>
+      </w:r>
+      <w:r>
+        <w:t xml:space="preserve"> växer i äldre mossrik granskog eller barrblandskog, men även i fjällbjörkskog. Arten indikerar långvarig trädkontinuitet och hög luftfuktighet och är mycket känslig för uttorkning och markskador. Spindelblomster har i många trakter minskat starkt under senare tid på grund av slutavverkningar och skogsmarksdikning. Spindelblomster är typisk art för </w:t>
+      </w:r>
+      <w:r>
+        <w:rPr>
+          <w:i/>
+        </w:rPr>
+        <w:t xml:space="preserve">9010 Taiga, 9050 Näringsrik granskog </w:t>
+      </w:r>
+      <w:r>
+        <w:t>och</w:t>
+      </w:r>
+      <w:r>
+        <w:rPr>
+          <w:i/>
+        </w:rPr>
+        <w:t xml:space="preserve"> 9040 Fjällbjörkskog</w:t>
+      </w:r>
+      <w:r>
+        <w:t xml:space="preserve"> (Nitare &amp; Skogsstyrelsen, 2019; SLU Artdatabanken, 2025).</w:t>
+      </w:r>
+    </w:p>
+    <w:p>
+      <w:r>
         <w:t>I BILAGA 1 finns mer detaljerad information om ekologi samt krav på livsmiljö hos fridlysta arter.</w:t>
+      </w:r>
+    </w:p>
+    <w:p>
+      <w:pPr>
+        <w:pStyle w:val="Heading2"/>
+      </w:pPr>
+      <w:r>
+        <w:t>Övriga naturvårdsarter</w:t>
+      </w:r>
+    </w:p>
+    <w:p>
+      <w:r>
+        <w:rPr>
+          <w:b/>
+        </w:rPr>
+        <w:t xml:space="preserve">Kattfotslav (NT) </w:t>
+      </w:r>
+      <w:r>
+        <w:t xml:space="preserve">är en mycket god signalart i hela sitt svenska utbredningsområde och skogsbestånd med kattfotslav är alltid värdefulla ur naturvårdssynpunkt. Arten indikerar dels ett mikroklimat med konstant hög luftfuktighet, dels kontinuitet av äldre träd och god trädslutenhet. Trots att den är vanligare i sydvästra Sverige växer den enbart i skogsbestånd med höga naturvärden. Den är känslig för skogliga ingrepp som kan förändra lokal- och mikroklimat. Kattfotslav är typisk art för </w:t>
+      </w:r>
+      <w:r>
+        <w:rPr>
+          <w:i/>
+        </w:rPr>
+        <w:t xml:space="preserve">9010 Taiga, 9160 Näringsrik ekskog </w:t>
+      </w:r>
+      <w:r>
+        <w:t>och</w:t>
+      </w:r>
+      <w:r>
+        <w:rPr>
+          <w:i/>
+        </w:rPr>
+        <w:t xml:space="preserve"> 9190 Näringsfattig ekskog</w:t>
+      </w:r>
+      <w:r>
+        <w:t xml:space="preserve"> (Nitare &amp; Skogsstyrelsen, 2019; SLU Artdatabanken, 2026).</w:t>
+      </w:r>
+    </w:p>
+    <w:p>
+      <w:r>
+        <w:rPr>
+          <w:b/>
+        </w:rPr>
+        <w:t>Sårläka (NT)</w:t>
+      </w:r>
+      <w:r>
+        <w:t xml:space="preserve"> växer på mullrik mark i skuggiga eller halvskuggiga lövskogar och lundar men också i örtrika kalkbarrskogar. Arten ingår i en exklusiv lundflora som bara uppträder i de allra rikaste kalkbarrskogarna söder om den biologiska norrlandsgränsen. I ädellövskogar och lundar är den också knuten till områden med en mycket rik mångfald av naturvårdsarter. Enligt Riksskogstaxeringens data förefaller den ha minskat kraftigt (&gt;50%) vilket troligen kan förklaras av det storskaliga skogsbruket med kalhyggen. Sårläka är typisk art för </w:t>
+      </w:r>
+      <w:r>
+        <w:rPr>
+          <w:i/>
+        </w:rPr>
+        <w:t xml:space="preserve">9050 Näringsrik granskog, 9020 Nordlig ädellövskog, 9130 Näringsrik bokskog </w:t>
+      </w:r>
+      <w:r>
+        <w:t xml:space="preserve">och </w:t>
+      </w:r>
+      <w:r>
+        <w:rPr>
+          <w:i/>
+        </w:rPr>
+        <w:t>9160 Näringsrik ekskog</w:t>
+      </w:r>
+      <w:r>
+        <w:t xml:space="preserve"> samt värdväxt för den rödlistade fjärilen sårläkeplattmal (NT) (SLU Artdatabanken, 2026; Nitare &amp; Skogsstyrelsen, 2019).</w:t>
       </w:r>
     </w:p>
     <w:p>
@@ -365,7 +464,7 @@
         <w:rPr>
           <w:i/>
         </w:rPr>
-        <w:t>I det avverkningsanmälda skogsområdet har 1 naturvårdsarter varav 1 rödlistade arter sina livsmiljöer och växtplatser.</w:t>
+        <w:t>I det avverkningsanmälda skogsområdet har 4 naturvårdsarter varav 3 rödlistade arter sina livsmiljöer och växtplatser.</w:t>
       </w:r>
     </w:p>
     <w:p>
@@ -642,7 +741,7 @@
 </file>
 
 <file path=word/endnotes.xml><?xml version="1.0" encoding="utf-8"?>
-<w:endnotes xmlns:wpc="http://schemas.microsoft.com/office/word/2010/wordprocessingCanvas" xmlns:cx="http://schemas.microsoft.com/office/drawing/2014/chartex" xmlns:cx1="http://schemas.microsoft.com/office/drawing/2015/9/8/chartex" xmlns:cx2="http://schemas.microsoft.com/office/drawing/2015/10/21/chartex" xmlns:cx3="http://schemas.microsoft.com/office/drawing/2016/5/9/chartex" xmlns:cx4="http://schemas.microsoft.com/office/drawing/2016/5/10/chartex" xmlns:cx5="http://schemas.microsoft.com/office/drawing/2016/5/11/chartex" xmlns:cx6="http://schemas.microsoft.com/office/drawing/2016/5/12/chartex" xmlns:cx7="http://schemas.microsoft.com/office/drawing/2016/5/13/chartex" xmlns:cx8="http://schemas.microsoft.com/office/drawing/2016/5/14/chartex" xmlns:mc="http://schemas.openxmlformats.org/markup-compatibility/2006" xmlns:aink="http://schemas.microsoft.com/office/drawing/2016/ink" xmlns:am3d="http://schemas.microsoft.com/office/drawing/2017/model3d" xmlns:o="urn:schemas-microsoft-com:office:office" xmlns:oel="http://schemas.microsoft.com/office/2019/extlst" xmlns:r="http://schemas.openxmlformats.org/officeDocument/2006/relationships" xmlns:m="http://schemas.openxmlformats.org/officeDocument/2006/math" xmlns:v="urn:schemas-microsoft-com:vml" xmlns:wp14="http://schemas.microsoft.com/office/word/2010/wordprocessingDrawing" xmlns:wp="http://schemas.openxmlformats.org/drawingml/2006/wordprocessingDrawing" xmlns:w10="urn:schemas-microsoft-com:office:word" xmlns:w="http://schemas.openxmlformats.org/wordprocessingml/2006/main" xmlns:w14="http://schemas.microsoft.com/office/word/2010/wordml" xmlns:w15="http://schemas.microsoft.com/office/word/2012/wordml" xmlns:w16cex="http://schemas.microsoft.com/office/word/2018/wordml/cex" xmlns:w16cid="http://schemas.microsoft.com/office/word/2016/wordml/cid" xmlns:w16="http://schemas.microsoft.com/office/word/2018/wordml" xmlns:w16sdtdh="http://schemas.microsoft.com/office/word/2020/wordml/sdtdatahash" xmlns:w16se="http://schemas.microsoft.com/office/word/2015/wordml/symex" xmlns:wpg="http://schemas.microsoft.com/office/word/2010/wordprocessingGroup" xmlns:wpi="http://schemas.microsoft.com/office/word/2010/wordprocessingInk" xmlns:wne="http://schemas.microsoft.com/office/word/2006/wordml" xmlns:wps="http://schemas.microsoft.com/office/word/2010/wordprocessingShape" mc:Ignorable="w14 w15 w16se w16cid w16 w16cex w16sdtdh wp14">
+<w:endnotes xmlns:wpc="http://schemas.microsoft.com/office/word/2010/wordprocessingCanvas" xmlns:cx="http://schemas.microsoft.com/office/drawing/2014/chartex" xmlns:cx1="http://schemas.microsoft.com/office/drawing/2015/9/8/chartex" xmlns:cx2="http://schemas.microsoft.com/office/drawing/2015/10/21/chartex" xmlns:cx3="http://schemas.microsoft.com/office/drawing/2016/5/9/chartex" xmlns:cx4="http://schemas.microsoft.com/office/drawing/2016/5/10/chartex" xmlns:cx5="http://schemas.microsoft.com/office/drawing/2016/5/11/chartex" xmlns:cx6="http://schemas.microsoft.com/office/drawing/2016/5/12/chartex" xmlns:cx7="http://schemas.microsoft.com/office/drawing/2016/5/13/chartex" xmlns:cx8="http://schemas.microsoft.com/office/drawing/2016/5/14/chartex" xmlns:mc="http://schemas.openxmlformats.org/markup-compatibility/2006" xmlns:aink="http://schemas.microsoft.com/office/drawing/2016/ink" xmlns:am3d="http://schemas.microsoft.com/office/drawing/2017/model3d" xmlns:o="urn:schemas-microsoft-com:office:office" xmlns:oel="http://schemas.microsoft.com/office/2019/extlst" xmlns:r="http://schemas.openxmlformats.org/officeDocument/2006/relationships" xmlns:m="http://schemas.openxmlformats.org/officeDocument/2006/math" xmlns:v="urn:schemas-microsoft-com:vml" xmlns:wp14="http://schemas.microsoft.com/office/word/2010/wordprocessingDrawing" xmlns:wp="http://schemas.openxmlformats.org/drawingml/2006/wordprocessingDrawing" xmlns:w10="urn:schemas-microsoft-com:office:word" xmlns:w="http://schemas.openxmlformats.org/wordprocessingml/2006/main" xmlns:w14="http://schemas.microsoft.com/office/word/2010/wordml" xmlns:w15="http://schemas.microsoft.com/office/word/2012/wordml" xmlns:w16cex="http://schemas.microsoft.com/office/word/2018/wordml/cex" xmlns:w16cid="http://schemas.microsoft.com/office/word/2016/wordml/cid" xmlns:w16="http://schemas.microsoft.com/office/word/2018/wordml" xmlns:w16du="http://schemas.microsoft.com/office/word/2023/wordml/word16du" xmlns:w16sdtdh="http://schemas.microsoft.com/office/word/2020/wordml/sdtdatahash" xmlns:w16sdtfl="http://schemas.microsoft.com/office/word/2024/wordml/sdtformatlock" xmlns:w16se="http://schemas.microsoft.com/office/word/2015/wordml/symex" xmlns:wpg="http://schemas.microsoft.com/office/word/2010/wordprocessingGroup" xmlns:wpi="http://schemas.microsoft.com/office/word/2010/wordprocessingInk" xmlns:wne="http://schemas.microsoft.com/office/word/2006/wordml" xmlns:wps="http://schemas.microsoft.com/office/word/2010/wordprocessingShape" mc:Ignorable="w14 w15 w16se w16cid w16 w16cex w16sdtdh w16sdtfl w16du wp14">
   <w:endnote w:type="separator" w:id="-1">
     <w:p>
       <w:pPr>
@@ -667,7 +766,7 @@
 </file>
 
 <file path=word/footer1.xml><?xml version="1.0" encoding="utf-8"?>
-<w:ftr xmlns:wpc="http://schemas.microsoft.com/office/word/2010/wordprocessingCanvas" xmlns:cx="http://schemas.microsoft.com/office/drawing/2014/chartex" xmlns:cx1="http://schemas.microsoft.com/office/drawing/2015/9/8/chartex" xmlns:cx2="http://schemas.microsoft.com/office/drawing/2015/10/21/chartex" xmlns:cx3="http://schemas.microsoft.com/office/drawing/2016/5/9/chartex" xmlns:cx4="http://schemas.microsoft.com/office/drawing/2016/5/10/chartex" xmlns:cx5="http://schemas.microsoft.com/office/drawing/2016/5/11/chartex" xmlns:cx6="http://schemas.microsoft.com/office/drawing/2016/5/12/chartex" xmlns:cx7="http://schemas.microsoft.com/office/drawing/2016/5/13/chartex" xmlns:cx8="http://schemas.microsoft.com/office/drawing/2016/5/14/chartex" xmlns:mc="http://schemas.openxmlformats.org/markup-compatibility/2006" xmlns:aink="http://schemas.microsoft.com/office/drawing/2016/ink" xmlns:am3d="http://schemas.microsoft.com/office/drawing/2017/model3d" xmlns:o="urn:schemas-microsoft-com:office:office" xmlns:oel="http://schemas.microsoft.com/office/2019/extlst" xmlns:r="http://schemas.openxmlformats.org/officeDocument/2006/relationships" xmlns:m="http://schemas.openxmlformats.org/officeDocument/2006/math" xmlns:v="urn:schemas-microsoft-com:vml" xmlns:wp14="http://schemas.microsoft.com/office/word/2010/wordprocessingDrawing" xmlns:wp="http://schemas.openxmlformats.org/drawingml/2006/wordprocessingDrawing" xmlns:w10="urn:schemas-microsoft-com:office:word" xmlns:w="http://schemas.openxmlformats.org/wordprocessingml/2006/main" xmlns:w14="http://schemas.microsoft.com/office/word/2010/wordml" xmlns:w15="http://schemas.microsoft.com/office/word/2012/wordml" xmlns:w16cex="http://schemas.microsoft.com/office/word/2018/wordml/cex" xmlns:w16cid="http://schemas.microsoft.com/office/word/2016/wordml/cid" xmlns:w16="http://schemas.microsoft.com/office/word/2018/wordml" xmlns:w16sdtdh="http://schemas.microsoft.com/office/word/2020/wordml/sdtdatahash" xmlns:w16se="http://schemas.microsoft.com/office/word/2015/wordml/symex" xmlns:wpg="http://schemas.microsoft.com/office/word/2010/wordprocessingGroup" xmlns:wpi="http://schemas.microsoft.com/office/word/2010/wordprocessingInk" xmlns:wne="http://schemas.microsoft.com/office/word/2006/wordml" xmlns:wps="http://schemas.microsoft.com/office/word/2010/wordprocessingShape" mc:Ignorable="w14 w15 w16se w16cid w16 w16cex w16sdtdh wp14">
+<w:ftr xmlns:wpc="http://schemas.microsoft.com/office/word/2010/wordprocessingCanvas" xmlns:cx="http://schemas.microsoft.com/office/drawing/2014/chartex" xmlns:cx1="http://schemas.microsoft.com/office/drawing/2015/9/8/chartex" xmlns:cx2="http://schemas.microsoft.com/office/drawing/2015/10/21/chartex" xmlns:cx3="http://schemas.microsoft.com/office/drawing/2016/5/9/chartex" xmlns:cx4="http://schemas.microsoft.com/office/drawing/2016/5/10/chartex" xmlns:cx5="http://schemas.microsoft.com/office/drawing/2016/5/11/chartex" xmlns:cx6="http://schemas.microsoft.com/office/drawing/2016/5/12/chartex" xmlns:cx7="http://schemas.microsoft.com/office/drawing/2016/5/13/chartex" xmlns:cx8="http://schemas.microsoft.com/office/drawing/2016/5/14/chartex" xmlns:mc="http://schemas.openxmlformats.org/markup-compatibility/2006" xmlns:aink="http://schemas.microsoft.com/office/drawing/2016/ink" xmlns:am3d="http://schemas.microsoft.com/office/drawing/2017/model3d" xmlns:o="urn:schemas-microsoft-com:office:office" xmlns:oel="http://schemas.microsoft.com/office/2019/extlst" xmlns:r="http://schemas.openxmlformats.org/officeDocument/2006/relationships" xmlns:m="http://schemas.openxmlformats.org/officeDocument/2006/math" xmlns:v="urn:schemas-microsoft-com:vml" xmlns:wp14="http://schemas.microsoft.com/office/word/2010/wordprocessingDrawing" xmlns:wp="http://schemas.openxmlformats.org/drawingml/2006/wordprocessingDrawing" xmlns:w10="urn:schemas-microsoft-com:office:word" xmlns:w="http://schemas.openxmlformats.org/wordprocessingml/2006/main" xmlns:w14="http://schemas.microsoft.com/office/word/2010/wordml" xmlns:w15="http://schemas.microsoft.com/office/word/2012/wordml" xmlns:w16cex="http://schemas.microsoft.com/office/word/2018/wordml/cex" xmlns:w16cid="http://schemas.microsoft.com/office/word/2016/wordml/cid" xmlns:w16="http://schemas.microsoft.com/office/word/2018/wordml" xmlns:w16du="http://schemas.microsoft.com/office/word/2023/wordml/word16du" xmlns:w16sdtdh="http://schemas.microsoft.com/office/word/2020/wordml/sdtdatahash" xmlns:w16sdtfl="http://schemas.microsoft.com/office/word/2024/wordml/sdtformatlock" xmlns:w16se="http://schemas.microsoft.com/office/word/2015/wordml/symex" xmlns:wpg="http://schemas.microsoft.com/office/word/2010/wordprocessingGroup" xmlns:wpi="http://schemas.microsoft.com/office/word/2010/wordprocessingInk" xmlns:wne="http://schemas.microsoft.com/office/word/2006/wordml" xmlns:wps="http://schemas.microsoft.com/office/word/2010/wordprocessingShape" mc:Ignorable="w14 w15 w16se w16cid w16 w16cex w16sdtdh w16sdtfl w16du wp14">
   <w:p>
     <w:pPr>
       <w:pStyle w:val="Footer"/>
@@ -677,7 +776,7 @@
 </file>
 
 <file path=word/footer2.xml><?xml version="1.0" encoding="utf-8"?>
-<w:ftr xmlns:wpc="http://schemas.microsoft.com/office/word/2010/wordprocessingCanvas" xmlns:cx="http://schemas.microsoft.com/office/drawing/2014/chartex" xmlns:cx1="http://schemas.microsoft.com/office/drawing/2015/9/8/chartex" xmlns:cx2="http://schemas.microsoft.com/office/drawing/2015/10/21/chartex" xmlns:cx3="http://schemas.microsoft.com/office/drawing/2016/5/9/chartex" xmlns:cx4="http://schemas.microsoft.com/office/drawing/2016/5/10/chartex" xmlns:cx5="http://schemas.microsoft.com/office/drawing/2016/5/11/chartex" xmlns:cx6="http://schemas.microsoft.com/office/drawing/2016/5/12/chartex" xmlns:cx7="http://schemas.microsoft.com/office/drawing/2016/5/13/chartex" xmlns:cx8="http://schemas.microsoft.com/office/drawing/2016/5/14/chartex" xmlns:mc="http://schemas.openxmlformats.org/markup-compatibility/2006" xmlns:aink="http://schemas.microsoft.com/office/drawing/2016/ink" xmlns:am3d="http://schemas.microsoft.com/office/drawing/2017/model3d" xmlns:o="urn:schemas-microsoft-com:office:office" xmlns:oel="http://schemas.microsoft.com/office/2019/extlst" xmlns:r="http://schemas.openxmlformats.org/officeDocument/2006/relationships" xmlns:m="http://schemas.openxmlformats.org/officeDocument/2006/math" xmlns:v="urn:schemas-microsoft-com:vml" xmlns:wp14="http://schemas.microsoft.com/office/word/2010/wordprocessingDrawing" xmlns:wp="http://schemas.openxmlformats.org/drawingml/2006/wordprocessingDrawing" xmlns:w10="urn:schemas-microsoft-com:office:word" xmlns:w="http://schemas.openxmlformats.org/wordprocessingml/2006/main" xmlns:w14="http://schemas.microsoft.com/office/word/2010/wordml" xmlns:w15="http://schemas.microsoft.com/office/word/2012/wordml" xmlns:w16cex="http://schemas.microsoft.com/office/word/2018/wordml/cex" xmlns:w16cid="http://schemas.microsoft.com/office/word/2016/wordml/cid" xmlns:w16="http://schemas.microsoft.com/office/word/2018/wordml" xmlns:w16sdtdh="http://schemas.microsoft.com/office/word/2020/wordml/sdtdatahash" xmlns:w16se="http://schemas.microsoft.com/office/word/2015/wordml/symex" xmlns:wpg="http://schemas.microsoft.com/office/word/2010/wordprocessingGroup" xmlns:wpi="http://schemas.microsoft.com/office/word/2010/wordprocessingInk" xmlns:wne="http://schemas.microsoft.com/office/word/2006/wordml" xmlns:wps="http://schemas.microsoft.com/office/word/2010/wordprocessingShape" mc:Ignorable="w14 w15 w16se w16cid w16 w16cex w16sdtdh wp14">
+<w:ftr xmlns:wpc="http://schemas.microsoft.com/office/word/2010/wordprocessingCanvas" xmlns:cx="http://schemas.microsoft.com/office/drawing/2014/chartex" xmlns:cx1="http://schemas.microsoft.com/office/drawing/2015/9/8/chartex" xmlns:cx2="http://schemas.microsoft.com/office/drawing/2015/10/21/chartex" xmlns:cx3="http://schemas.microsoft.com/office/drawing/2016/5/9/chartex" xmlns:cx4="http://schemas.microsoft.com/office/drawing/2016/5/10/chartex" xmlns:cx5="http://schemas.microsoft.com/office/drawing/2016/5/11/chartex" xmlns:cx6="http://schemas.microsoft.com/office/drawing/2016/5/12/chartex" xmlns:cx7="http://schemas.microsoft.com/office/drawing/2016/5/13/chartex" xmlns:cx8="http://schemas.microsoft.com/office/drawing/2016/5/14/chartex" xmlns:mc="http://schemas.openxmlformats.org/markup-compatibility/2006" xmlns:aink="http://schemas.microsoft.com/office/drawing/2016/ink" xmlns:am3d="http://schemas.microsoft.com/office/drawing/2017/model3d" xmlns:o="urn:schemas-microsoft-com:office:office" xmlns:oel="http://schemas.microsoft.com/office/2019/extlst" xmlns:r="http://schemas.openxmlformats.org/officeDocument/2006/relationships" xmlns:m="http://schemas.openxmlformats.org/officeDocument/2006/math" xmlns:v="urn:schemas-microsoft-com:vml" xmlns:wp14="http://schemas.microsoft.com/office/word/2010/wordprocessingDrawing" xmlns:wp="http://schemas.openxmlformats.org/drawingml/2006/wordprocessingDrawing" xmlns:w10="urn:schemas-microsoft-com:office:word" xmlns:w="http://schemas.openxmlformats.org/wordprocessingml/2006/main" xmlns:w14="http://schemas.microsoft.com/office/word/2010/wordml" xmlns:w15="http://schemas.microsoft.com/office/word/2012/wordml" xmlns:w16cex="http://schemas.microsoft.com/office/word/2018/wordml/cex" xmlns:w16cid="http://schemas.microsoft.com/office/word/2016/wordml/cid" xmlns:w16="http://schemas.microsoft.com/office/word/2018/wordml" xmlns:w16du="http://schemas.microsoft.com/office/word/2023/wordml/word16du" xmlns:w16sdtdh="http://schemas.microsoft.com/office/word/2020/wordml/sdtdatahash" xmlns:w16sdtfl="http://schemas.microsoft.com/office/word/2024/wordml/sdtformatlock" xmlns:w16se="http://schemas.microsoft.com/office/word/2015/wordml/symex" xmlns:wpg="http://schemas.microsoft.com/office/word/2010/wordprocessingGroup" xmlns:wpi="http://schemas.microsoft.com/office/word/2010/wordprocessingInk" xmlns:wne="http://schemas.microsoft.com/office/word/2006/wordml" xmlns:wps="http://schemas.microsoft.com/office/word/2010/wordprocessingShape" mc:Ignorable="w14 w15 w16se w16cid w16 w16cex w16sdtdh w16sdtfl w16du wp14">
   <w:p>
     <w:pPr>
       <w:pStyle w:val="Footer"/>
@@ -687,7 +786,7 @@
 </file>
 
 <file path=word/footer3.xml><?xml version="1.0" encoding="utf-8"?>
-<w:ftr xmlns:wpc="http://schemas.microsoft.com/office/word/2010/wordprocessingCanvas" xmlns:cx="http://schemas.microsoft.com/office/drawing/2014/chartex" xmlns:cx1="http://schemas.microsoft.com/office/drawing/2015/9/8/chartex" xmlns:cx2="http://schemas.microsoft.com/office/drawing/2015/10/21/chartex" xmlns:cx3="http://schemas.microsoft.com/office/drawing/2016/5/9/chartex" xmlns:cx4="http://schemas.microsoft.com/office/drawing/2016/5/10/chartex" xmlns:cx5="http://schemas.microsoft.com/office/drawing/2016/5/11/chartex" xmlns:cx6="http://schemas.microsoft.com/office/drawing/2016/5/12/chartex" xmlns:cx7="http://schemas.microsoft.com/office/drawing/2016/5/13/chartex" xmlns:cx8="http://schemas.microsoft.com/office/drawing/2016/5/14/chartex" xmlns:mc="http://schemas.openxmlformats.org/markup-compatibility/2006" xmlns:aink="http://schemas.microsoft.com/office/drawing/2016/ink" xmlns:am3d="http://schemas.microsoft.com/office/drawing/2017/model3d" xmlns:o="urn:schemas-microsoft-com:office:office" xmlns:oel="http://schemas.microsoft.com/office/2019/extlst" xmlns:r="http://schemas.openxmlformats.org/officeDocument/2006/relationships" xmlns:m="http://schemas.openxmlformats.org/officeDocument/2006/math" xmlns:v="urn:schemas-microsoft-com:vml" xmlns:wp14="http://schemas.microsoft.com/office/word/2010/wordprocessingDrawing" xmlns:wp="http://schemas.openxmlformats.org/drawingml/2006/wordprocessingDrawing" xmlns:w10="urn:schemas-microsoft-com:office:word" xmlns:w="http://schemas.openxmlformats.org/wordprocessingml/2006/main" xmlns:w14="http://schemas.microsoft.com/office/word/2010/wordml" xmlns:w15="http://schemas.microsoft.com/office/word/2012/wordml" xmlns:w16cex="http://schemas.microsoft.com/office/word/2018/wordml/cex" xmlns:w16cid="http://schemas.microsoft.com/office/word/2016/wordml/cid" xmlns:w16="http://schemas.microsoft.com/office/word/2018/wordml" xmlns:w16sdtdh="http://schemas.microsoft.com/office/word/2020/wordml/sdtdatahash" xmlns:w16se="http://schemas.microsoft.com/office/word/2015/wordml/symex" xmlns:wpg="http://schemas.microsoft.com/office/word/2010/wordprocessingGroup" xmlns:wpi="http://schemas.microsoft.com/office/word/2010/wordprocessingInk" xmlns:wne="http://schemas.microsoft.com/office/word/2006/wordml" xmlns:wps="http://schemas.microsoft.com/office/word/2010/wordprocessingShape" mc:Ignorable="w14 w15 w16se w16cid w16 w16cex w16sdtdh wp14">
+<w:ftr xmlns:wpc="http://schemas.microsoft.com/office/word/2010/wordprocessingCanvas" xmlns:cx="http://schemas.microsoft.com/office/drawing/2014/chartex" xmlns:cx1="http://schemas.microsoft.com/office/drawing/2015/9/8/chartex" xmlns:cx2="http://schemas.microsoft.com/office/drawing/2015/10/21/chartex" xmlns:cx3="http://schemas.microsoft.com/office/drawing/2016/5/9/chartex" xmlns:cx4="http://schemas.microsoft.com/office/drawing/2016/5/10/chartex" xmlns:cx5="http://schemas.microsoft.com/office/drawing/2016/5/11/chartex" xmlns:cx6="http://schemas.microsoft.com/office/drawing/2016/5/12/chartex" xmlns:cx7="http://schemas.microsoft.com/office/drawing/2016/5/13/chartex" xmlns:cx8="http://schemas.microsoft.com/office/drawing/2016/5/14/chartex" xmlns:mc="http://schemas.openxmlformats.org/markup-compatibility/2006" xmlns:aink="http://schemas.microsoft.com/office/drawing/2016/ink" xmlns:am3d="http://schemas.microsoft.com/office/drawing/2017/model3d" xmlns:o="urn:schemas-microsoft-com:office:office" xmlns:oel="http://schemas.microsoft.com/office/2019/extlst" xmlns:r="http://schemas.openxmlformats.org/officeDocument/2006/relationships" xmlns:m="http://schemas.openxmlformats.org/officeDocument/2006/math" xmlns:v="urn:schemas-microsoft-com:vml" xmlns:wp14="http://schemas.microsoft.com/office/word/2010/wordprocessingDrawing" xmlns:wp="http://schemas.openxmlformats.org/drawingml/2006/wordprocessingDrawing" xmlns:w10="urn:schemas-microsoft-com:office:word" xmlns:w="http://schemas.openxmlformats.org/wordprocessingml/2006/main" xmlns:w14="http://schemas.microsoft.com/office/word/2010/wordml" xmlns:w15="http://schemas.microsoft.com/office/word/2012/wordml" xmlns:w16cex="http://schemas.microsoft.com/office/word/2018/wordml/cex" xmlns:w16cid="http://schemas.microsoft.com/office/word/2016/wordml/cid" xmlns:w16="http://schemas.microsoft.com/office/word/2018/wordml" xmlns:w16du="http://schemas.microsoft.com/office/word/2023/wordml/word16du" xmlns:w16sdtdh="http://schemas.microsoft.com/office/word/2020/wordml/sdtdatahash" xmlns:w16sdtfl="http://schemas.microsoft.com/office/word/2024/wordml/sdtformatlock" xmlns:w16se="http://schemas.microsoft.com/office/word/2015/wordml/symex" xmlns:wpg="http://schemas.microsoft.com/office/word/2010/wordprocessingGroup" xmlns:wpi="http://schemas.microsoft.com/office/word/2010/wordprocessingInk" xmlns:wne="http://schemas.microsoft.com/office/word/2006/wordml" xmlns:wps="http://schemas.microsoft.com/office/word/2010/wordprocessingShape" mc:Ignorable="w14 w15 w16se w16cid w16 w16cex w16sdtdh w16sdtfl w16du wp14">
   <w:p>
     <w:pPr>
       <w:pStyle w:val="Footer"/>
@@ -697,7 +796,7 @@
 </file>
 
 <file path=word/footnotes.xml><?xml version="1.0" encoding="utf-8"?>
-<w:footnotes xmlns:wpc="http://schemas.microsoft.com/office/word/2010/wordprocessingCanvas" xmlns:cx="http://schemas.microsoft.com/office/drawing/2014/chartex" xmlns:cx1="http://schemas.microsoft.com/office/drawing/2015/9/8/chartex" xmlns:cx2="http://schemas.microsoft.com/office/drawing/2015/10/21/chartex" xmlns:cx3="http://schemas.microsoft.com/office/drawing/2016/5/9/chartex" xmlns:cx4="http://schemas.microsoft.com/office/drawing/2016/5/10/chartex" xmlns:cx5="http://schemas.microsoft.com/office/drawing/2016/5/11/chartex" xmlns:cx6="http://schemas.microsoft.com/office/drawing/2016/5/12/chartex" xmlns:cx7="http://schemas.microsoft.com/office/drawing/2016/5/13/chartex" xmlns:cx8="http://schemas.microsoft.com/office/drawing/2016/5/14/chartex" xmlns:mc="http://schemas.openxmlformats.org/markup-compatibility/2006" xmlns:aink="http://schemas.microsoft.com/office/drawing/2016/ink" xmlns:am3d="http://schemas.microsoft.com/office/drawing/2017/model3d" xmlns:o="urn:schemas-microsoft-com:office:office" xmlns:oel="http://schemas.microsoft.com/office/2019/extlst" xmlns:r="http://schemas.openxmlformats.org/officeDocument/2006/relationships" xmlns:m="http://schemas.openxmlformats.org/officeDocument/2006/math" xmlns:v="urn:schemas-microsoft-com:vml" xmlns:wp14="http://schemas.microsoft.com/office/word/2010/wordprocessingDrawing" xmlns:wp="http://schemas.openxmlformats.org/drawingml/2006/wordprocessingDrawing" xmlns:w10="urn:schemas-microsoft-com:office:word" xmlns:w="http://schemas.openxmlformats.org/wordprocessingml/2006/main" xmlns:w14="http://schemas.microsoft.com/office/word/2010/wordml" xmlns:w15="http://schemas.microsoft.com/office/word/2012/wordml" xmlns:w16cex="http://schemas.microsoft.com/office/word/2018/wordml/cex" xmlns:w16cid="http://schemas.microsoft.com/office/word/2016/wordml/cid" xmlns:w16="http://schemas.microsoft.com/office/word/2018/wordml" xmlns:w16sdtdh="http://schemas.microsoft.com/office/word/2020/wordml/sdtdatahash" xmlns:w16se="http://schemas.microsoft.com/office/word/2015/wordml/symex" xmlns:wpg="http://schemas.microsoft.com/office/word/2010/wordprocessingGroup" xmlns:wpi="http://schemas.microsoft.com/office/word/2010/wordprocessingInk" xmlns:wne="http://schemas.microsoft.com/office/word/2006/wordml" xmlns:wps="http://schemas.microsoft.com/office/word/2010/wordprocessingShape" mc:Ignorable="w14 w15 w16se w16cid w16 w16cex w16sdtdh wp14">
+<w:footnotes xmlns:wpc="http://schemas.microsoft.com/office/word/2010/wordprocessingCanvas" xmlns:cx="http://schemas.microsoft.com/office/drawing/2014/chartex" xmlns:cx1="http://schemas.microsoft.com/office/drawing/2015/9/8/chartex" xmlns:cx2="http://schemas.microsoft.com/office/drawing/2015/10/21/chartex" xmlns:cx3="http://schemas.microsoft.com/office/drawing/2016/5/9/chartex" xmlns:cx4="http://schemas.microsoft.com/office/drawing/2016/5/10/chartex" xmlns:cx5="http://schemas.microsoft.com/office/drawing/2016/5/11/chartex" xmlns:cx6="http://schemas.microsoft.com/office/drawing/2016/5/12/chartex" xmlns:cx7="http://schemas.microsoft.com/office/drawing/2016/5/13/chartex" xmlns:cx8="http://schemas.microsoft.com/office/drawing/2016/5/14/chartex" xmlns:mc="http://schemas.openxmlformats.org/markup-compatibility/2006" xmlns:aink="http://schemas.microsoft.com/office/drawing/2016/ink" xmlns:am3d="http://schemas.microsoft.com/office/drawing/2017/model3d" xmlns:o="urn:schemas-microsoft-com:office:office" xmlns:oel="http://schemas.microsoft.com/office/2019/extlst" xmlns:r="http://schemas.openxmlformats.org/officeDocument/2006/relationships" xmlns:m="http://schemas.openxmlformats.org/officeDocument/2006/math" xmlns:v="urn:schemas-microsoft-com:vml" xmlns:wp14="http://schemas.microsoft.com/office/word/2010/wordprocessingDrawing" xmlns:wp="http://schemas.openxmlformats.org/drawingml/2006/wordprocessingDrawing" xmlns:w10="urn:schemas-microsoft-com:office:word" xmlns:w="http://schemas.openxmlformats.org/wordprocessingml/2006/main" xmlns:w14="http://schemas.microsoft.com/office/word/2010/wordml" xmlns:w15="http://schemas.microsoft.com/office/word/2012/wordml" xmlns:w16cex="http://schemas.microsoft.com/office/word/2018/wordml/cex" xmlns:w16cid="http://schemas.microsoft.com/office/word/2016/wordml/cid" xmlns:w16="http://schemas.microsoft.com/office/word/2018/wordml" xmlns:w16du="http://schemas.microsoft.com/office/word/2023/wordml/word16du" xmlns:w16sdtdh="http://schemas.microsoft.com/office/word/2020/wordml/sdtdatahash" xmlns:w16sdtfl="http://schemas.microsoft.com/office/word/2024/wordml/sdtformatlock" xmlns:w16se="http://schemas.microsoft.com/office/word/2015/wordml/symex" xmlns:wpg="http://schemas.microsoft.com/office/word/2010/wordprocessingGroup" xmlns:wpi="http://schemas.microsoft.com/office/word/2010/wordprocessingInk" xmlns:wne="http://schemas.microsoft.com/office/word/2006/wordml" xmlns:wps="http://schemas.microsoft.com/office/word/2010/wordprocessingShape" mc:Ignorable="w14 w15 w16se w16cid w16 w16cex w16sdtdh w16sdtfl w16du wp14">
   <w:footnote w:type="separator" w:id="-1">
     <w:p>
       <w:pPr>
@@ -722,7 +821,7 @@
 </file>
 
 <file path=word/header1.xml><?xml version="1.0" encoding="utf-8"?>
-<w:hdr xmlns:wpc="http://schemas.microsoft.com/office/word/2010/wordprocessingCanvas" xmlns:cx="http://schemas.microsoft.com/office/drawing/2014/chartex" xmlns:cx1="http://schemas.microsoft.com/office/drawing/2015/9/8/chartex" xmlns:cx2="http://schemas.microsoft.com/office/drawing/2015/10/21/chartex" xmlns:cx3="http://schemas.microsoft.com/office/drawing/2016/5/9/chartex" xmlns:cx4="http://schemas.microsoft.com/office/drawing/2016/5/10/chartex" xmlns:cx5="http://schemas.microsoft.com/office/drawing/2016/5/11/chartex" xmlns:cx6="http://schemas.microsoft.com/office/drawing/2016/5/12/chartex" xmlns:cx7="http://schemas.microsoft.com/office/drawing/2016/5/13/chartex" xmlns:cx8="http://schemas.microsoft.com/office/drawing/2016/5/14/chartex" xmlns:mc="http://schemas.openxmlformats.org/markup-compatibility/2006" xmlns:aink="http://schemas.microsoft.com/office/drawing/2016/ink" xmlns:am3d="http://schemas.microsoft.com/office/drawing/2017/model3d" xmlns:o="urn:schemas-microsoft-com:office:office" xmlns:oel="http://schemas.microsoft.com/office/2019/extlst" xmlns:r="http://schemas.openxmlformats.org/officeDocument/2006/relationships" xmlns:m="http://schemas.openxmlformats.org/officeDocument/2006/math" xmlns:v="urn:schemas-microsoft-com:vml" xmlns:wp14="http://schemas.microsoft.com/office/word/2010/wordprocessingDrawing" xmlns:wp="http://schemas.openxmlformats.org/drawingml/2006/wordprocessingDrawing" xmlns:w10="urn:schemas-microsoft-com:office:word" xmlns:w="http://schemas.openxmlformats.org/wordprocessingml/2006/main" xmlns:w14="http://schemas.microsoft.com/office/word/2010/wordml" xmlns:w15="http://schemas.microsoft.com/office/word/2012/wordml" xmlns:w16cex="http://schemas.microsoft.com/office/word/2018/wordml/cex" xmlns:w16cid="http://schemas.microsoft.com/office/word/2016/wordml/cid" xmlns:w16="http://schemas.microsoft.com/office/word/2018/wordml" xmlns:w16sdtdh="http://schemas.microsoft.com/office/word/2020/wordml/sdtdatahash" xmlns:w16se="http://schemas.microsoft.com/office/word/2015/wordml/symex" xmlns:wpg="http://schemas.microsoft.com/office/word/2010/wordprocessingGroup" xmlns:wpi="http://schemas.microsoft.com/office/word/2010/wordprocessingInk" xmlns:wne="http://schemas.microsoft.com/office/word/2006/wordml" xmlns:wps="http://schemas.microsoft.com/office/word/2010/wordprocessingShape" mc:Ignorable="w14 w15 w16se w16cid w16 w16cex w16sdtdh wp14">
+<w:hdr xmlns:wpc="http://schemas.microsoft.com/office/word/2010/wordprocessingCanvas" xmlns:cx="http://schemas.microsoft.com/office/drawing/2014/chartex" xmlns:cx1="http://schemas.microsoft.com/office/drawing/2015/9/8/chartex" xmlns:cx2="http://schemas.microsoft.com/office/drawing/2015/10/21/chartex" xmlns:cx3="http://schemas.microsoft.com/office/drawing/2016/5/9/chartex" xmlns:cx4="http://schemas.microsoft.com/office/drawing/2016/5/10/chartex" xmlns:cx5="http://schemas.microsoft.com/office/drawing/2016/5/11/chartex" xmlns:cx6="http://schemas.microsoft.com/office/drawing/2016/5/12/chartex" xmlns:cx7="http://schemas.microsoft.com/office/drawing/2016/5/13/chartex" xmlns:cx8="http://schemas.microsoft.com/office/drawing/2016/5/14/chartex" xmlns:mc="http://schemas.openxmlformats.org/markup-compatibility/2006" xmlns:aink="http://schemas.microsoft.com/office/drawing/2016/ink" xmlns:am3d="http://schemas.microsoft.com/office/drawing/2017/model3d" xmlns:o="urn:schemas-microsoft-com:office:office" xmlns:oel="http://schemas.microsoft.com/office/2019/extlst" xmlns:r="http://schemas.openxmlformats.org/officeDocument/2006/relationships" xmlns:m="http://schemas.openxmlformats.org/officeDocument/2006/math" xmlns:v="urn:schemas-microsoft-com:vml" xmlns:wp14="http://schemas.microsoft.com/office/word/2010/wordprocessingDrawing" xmlns:wp="http://schemas.openxmlformats.org/drawingml/2006/wordprocessingDrawing" xmlns:w10="urn:schemas-microsoft-com:office:word" xmlns:w="http://schemas.openxmlformats.org/wordprocessingml/2006/main" xmlns:w14="http://schemas.microsoft.com/office/word/2010/wordml" xmlns:w15="http://schemas.microsoft.com/office/word/2012/wordml" xmlns:w16cex="http://schemas.microsoft.com/office/word/2018/wordml/cex" xmlns:w16cid="http://schemas.microsoft.com/office/word/2016/wordml/cid" xmlns:w16="http://schemas.microsoft.com/office/word/2018/wordml" xmlns:w16du="http://schemas.microsoft.com/office/word/2023/wordml/word16du" xmlns:w16sdtdh="http://schemas.microsoft.com/office/word/2020/wordml/sdtdatahash" xmlns:w16sdtfl="http://schemas.microsoft.com/office/word/2024/wordml/sdtformatlock" xmlns:w16se="http://schemas.microsoft.com/office/word/2015/wordml/symex" xmlns:wpg="http://schemas.microsoft.com/office/word/2010/wordprocessingGroup" xmlns:wpi="http://schemas.microsoft.com/office/word/2010/wordprocessingInk" xmlns:wne="http://schemas.microsoft.com/office/word/2006/wordml" xmlns:wps="http://schemas.microsoft.com/office/word/2010/wordprocessingShape" mc:Ignorable="w14 w15 w16se w16cid w16 w16cex w16sdtdh w16sdtfl w16du wp14">
   <w:p>
     <w:pPr>
       <w:pStyle w:val="Header"/>
@@ -732,7 +831,7 @@
 </file>
 
 <file path=word/header2.xml><?xml version="1.0" encoding="utf-8"?>
-<w:hdr xmlns:wpc="http://schemas.microsoft.com/office/word/2010/wordprocessingCanvas" xmlns:cx="http://schemas.microsoft.com/office/drawing/2014/chartex" xmlns:cx1="http://schemas.microsoft.com/office/drawing/2015/9/8/chartex" xmlns:cx2="http://schemas.microsoft.com/office/drawing/2015/10/21/chartex" xmlns:cx3="http://schemas.microsoft.com/office/drawing/2016/5/9/chartex" xmlns:cx4="http://schemas.microsoft.com/office/drawing/2016/5/10/chartex" xmlns:cx5="http://schemas.microsoft.com/office/drawing/2016/5/11/chartex" xmlns:cx6="http://schemas.microsoft.com/office/drawing/2016/5/12/chartex" xmlns:cx7="http://schemas.microsoft.com/office/drawing/2016/5/13/chartex" xmlns:cx8="http://schemas.microsoft.com/office/drawing/2016/5/14/chartex" xmlns:mc="http://schemas.openxmlformats.org/markup-compatibility/2006" xmlns:aink="http://schemas.microsoft.com/office/drawing/2016/ink" xmlns:am3d="http://schemas.microsoft.com/office/drawing/2017/model3d" xmlns:o="urn:schemas-microsoft-com:office:office" xmlns:oel="http://schemas.microsoft.com/office/2019/extlst" xmlns:r="http://schemas.openxmlformats.org/officeDocument/2006/relationships" xmlns:m="http://schemas.openxmlformats.org/officeDocument/2006/math" xmlns:v="urn:schemas-microsoft-com:vml" xmlns:wp14="http://schemas.microsoft.com/office/word/2010/wordprocessingDrawing" xmlns:wp="http://schemas.openxmlformats.org/drawingml/2006/wordprocessingDrawing" xmlns:w10="urn:schemas-microsoft-com:office:word" xmlns:w="http://schemas.openxmlformats.org/wordprocessingml/2006/main" xmlns:w14="http://schemas.microsoft.com/office/word/2010/wordml" xmlns:w15="http://schemas.microsoft.com/office/word/2012/wordml" xmlns:w16cex="http://schemas.microsoft.com/office/word/2018/wordml/cex" xmlns:w16cid="http://schemas.microsoft.com/office/word/2016/wordml/cid" xmlns:w16="http://schemas.microsoft.com/office/word/2018/wordml" xmlns:w16sdtdh="http://schemas.microsoft.com/office/word/2020/wordml/sdtdatahash" xmlns:w16se="http://schemas.microsoft.com/office/word/2015/wordml/symex" xmlns:wpg="http://schemas.microsoft.com/office/word/2010/wordprocessingGroup" xmlns:wpi="http://schemas.microsoft.com/office/word/2010/wordprocessingInk" xmlns:wne="http://schemas.microsoft.com/office/word/2006/wordml" xmlns:wps="http://schemas.microsoft.com/office/word/2010/wordprocessingShape" mc:Ignorable="w14 w15 w16se w16cid w16 w16cex w16sdtdh wp14">
+<w:hdr xmlns:wpc="http://schemas.microsoft.com/office/word/2010/wordprocessingCanvas" xmlns:cx="http://schemas.microsoft.com/office/drawing/2014/chartex" xmlns:cx1="http://schemas.microsoft.com/office/drawing/2015/9/8/chartex" xmlns:cx2="http://schemas.microsoft.com/office/drawing/2015/10/21/chartex" xmlns:cx3="http://schemas.microsoft.com/office/drawing/2016/5/9/chartex" xmlns:cx4="http://schemas.microsoft.com/office/drawing/2016/5/10/chartex" xmlns:cx5="http://schemas.microsoft.com/office/drawing/2016/5/11/chartex" xmlns:cx6="http://schemas.microsoft.com/office/drawing/2016/5/12/chartex" xmlns:cx7="http://schemas.microsoft.com/office/drawing/2016/5/13/chartex" xmlns:cx8="http://schemas.microsoft.com/office/drawing/2016/5/14/chartex" xmlns:mc="http://schemas.openxmlformats.org/markup-compatibility/2006" xmlns:aink="http://schemas.microsoft.com/office/drawing/2016/ink" xmlns:am3d="http://schemas.microsoft.com/office/drawing/2017/model3d" xmlns:o="urn:schemas-microsoft-com:office:office" xmlns:oel="http://schemas.microsoft.com/office/2019/extlst" xmlns:r="http://schemas.openxmlformats.org/officeDocument/2006/relationships" xmlns:m="http://schemas.openxmlformats.org/officeDocument/2006/math" xmlns:v="urn:schemas-microsoft-com:vml" xmlns:wp14="http://schemas.microsoft.com/office/word/2010/wordprocessingDrawing" xmlns:wp="http://schemas.openxmlformats.org/drawingml/2006/wordprocessingDrawing" xmlns:w10="urn:schemas-microsoft-com:office:word" xmlns:w="http://schemas.openxmlformats.org/wordprocessingml/2006/main" xmlns:w14="http://schemas.microsoft.com/office/word/2010/wordml" xmlns:w15="http://schemas.microsoft.com/office/word/2012/wordml" xmlns:w16cex="http://schemas.microsoft.com/office/word/2018/wordml/cex" xmlns:w16cid="http://schemas.microsoft.com/office/word/2016/wordml/cid" xmlns:w16="http://schemas.microsoft.com/office/word/2018/wordml" xmlns:w16du="http://schemas.microsoft.com/office/word/2023/wordml/word16du" xmlns:w16sdtdh="http://schemas.microsoft.com/office/word/2020/wordml/sdtdatahash" xmlns:w16sdtfl="http://schemas.microsoft.com/office/word/2024/wordml/sdtformatlock" xmlns:w16se="http://schemas.microsoft.com/office/word/2015/wordml/symex" xmlns:wpg="http://schemas.microsoft.com/office/word/2010/wordprocessingGroup" xmlns:wpi="http://schemas.microsoft.com/office/word/2010/wordprocessingInk" xmlns:wne="http://schemas.microsoft.com/office/word/2006/wordml" xmlns:wps="http://schemas.microsoft.com/office/word/2010/wordprocessingShape" mc:Ignorable="w14 w15 w16se w16cid w16 w16cex w16sdtdh w16sdtfl w16du wp14">
   <w:p>
     <w:pPr>
       <w:pStyle w:val="Header"/>
@@ -743,7 +842,7 @@
 </file>
 
 <file path=word/header3.xml><?xml version="1.0" encoding="utf-8"?>
-<w:hdr xmlns:wpc="http://schemas.microsoft.com/office/word/2010/wordprocessingCanvas" xmlns:cx="http://schemas.microsoft.com/office/drawing/2014/chartex" xmlns:cx1="http://schemas.microsoft.com/office/drawing/2015/9/8/chartex" xmlns:cx2="http://schemas.microsoft.com/office/drawing/2015/10/21/chartex" xmlns:cx3="http://schemas.microsoft.com/office/drawing/2016/5/9/chartex" xmlns:cx4="http://schemas.microsoft.com/office/drawing/2016/5/10/chartex" xmlns:cx5="http://schemas.microsoft.com/office/drawing/2016/5/11/chartex" xmlns:cx6="http://schemas.microsoft.com/office/drawing/2016/5/12/chartex" xmlns:cx7="http://schemas.microsoft.com/office/drawing/2016/5/13/chartex" xmlns:cx8="http://schemas.microsoft.com/office/drawing/2016/5/14/chartex" xmlns:mc="http://schemas.openxmlformats.org/markup-compatibility/2006" xmlns:aink="http://schemas.microsoft.com/office/drawing/2016/ink" xmlns:am3d="http://schemas.microsoft.com/office/drawing/2017/model3d" xmlns:o="urn:schemas-microsoft-com:office:office" xmlns:oel="http://schemas.microsoft.com/office/2019/extlst" xmlns:r="http://schemas.openxmlformats.org/officeDocument/2006/relationships" xmlns:m="http://schemas.openxmlformats.org/officeDocument/2006/math" xmlns:v="urn:schemas-microsoft-com:vml" xmlns:wp14="http://schemas.microsoft.com/office/word/2010/wordprocessingDrawing" xmlns:wp="http://schemas.openxmlformats.org/drawingml/2006/wordprocessingDrawing" xmlns:w10="urn:schemas-microsoft-com:office:word" xmlns:w="http://schemas.openxmlformats.org/wordprocessingml/2006/main" xmlns:w14="http://schemas.microsoft.com/office/word/2010/wordml" xmlns:w15="http://schemas.microsoft.com/office/word/2012/wordml" xmlns:w16cex="http://schemas.microsoft.com/office/word/2018/wordml/cex" xmlns:w16cid="http://schemas.microsoft.com/office/word/2016/wordml/cid" xmlns:w16="http://schemas.microsoft.com/office/word/2018/wordml" xmlns:w16sdtdh="http://schemas.microsoft.com/office/word/2020/wordml/sdtdatahash" xmlns:w16se="http://schemas.microsoft.com/office/word/2015/wordml/symex" xmlns:wpg="http://schemas.microsoft.com/office/word/2010/wordprocessingGroup" xmlns:wpi="http://schemas.microsoft.com/office/word/2010/wordprocessingInk" xmlns:wne="http://schemas.microsoft.com/office/word/2006/wordml" xmlns:wps="http://schemas.microsoft.com/office/word/2010/wordprocessingShape" mc:Ignorable="w14 w15 w16se w16cid w16 w16cex w16sdtdh wp14">
+<w:hdr xmlns:wpc="http://schemas.microsoft.com/office/word/2010/wordprocessingCanvas" xmlns:cx="http://schemas.microsoft.com/office/drawing/2014/chartex" xmlns:cx1="http://schemas.microsoft.com/office/drawing/2015/9/8/chartex" xmlns:cx2="http://schemas.microsoft.com/office/drawing/2015/10/21/chartex" xmlns:cx3="http://schemas.microsoft.com/office/drawing/2016/5/9/chartex" xmlns:cx4="http://schemas.microsoft.com/office/drawing/2016/5/10/chartex" xmlns:cx5="http://schemas.microsoft.com/office/drawing/2016/5/11/chartex" xmlns:cx6="http://schemas.microsoft.com/office/drawing/2016/5/12/chartex" xmlns:cx7="http://schemas.microsoft.com/office/drawing/2016/5/13/chartex" xmlns:cx8="http://schemas.microsoft.com/office/drawing/2016/5/14/chartex" xmlns:mc="http://schemas.openxmlformats.org/markup-compatibility/2006" xmlns:aink="http://schemas.microsoft.com/office/drawing/2016/ink" xmlns:am3d="http://schemas.microsoft.com/office/drawing/2017/model3d" xmlns:o="urn:schemas-microsoft-com:office:office" xmlns:oel="http://schemas.microsoft.com/office/2019/extlst" xmlns:r="http://schemas.openxmlformats.org/officeDocument/2006/relationships" xmlns:m="http://schemas.openxmlformats.org/officeDocument/2006/math" xmlns:v="urn:schemas-microsoft-com:vml" xmlns:wp14="http://schemas.microsoft.com/office/word/2010/wordprocessingDrawing" xmlns:wp="http://schemas.openxmlformats.org/drawingml/2006/wordprocessingDrawing" xmlns:w10="urn:schemas-microsoft-com:office:word" xmlns:w="http://schemas.openxmlformats.org/wordprocessingml/2006/main" xmlns:w14="http://schemas.microsoft.com/office/word/2010/wordml" xmlns:w15="http://schemas.microsoft.com/office/word/2012/wordml" xmlns:w16cex="http://schemas.microsoft.com/office/word/2018/wordml/cex" xmlns:w16cid="http://schemas.microsoft.com/office/word/2016/wordml/cid" xmlns:w16="http://schemas.microsoft.com/office/word/2018/wordml" xmlns:w16du="http://schemas.microsoft.com/office/word/2023/wordml/word16du" xmlns:w16sdtdh="http://schemas.microsoft.com/office/word/2020/wordml/sdtdatahash" xmlns:w16sdtfl="http://schemas.microsoft.com/office/word/2024/wordml/sdtformatlock" xmlns:w16se="http://schemas.microsoft.com/office/word/2015/wordml/symex" xmlns:wpg="http://schemas.microsoft.com/office/word/2010/wordprocessingGroup" xmlns:wpi="http://schemas.microsoft.com/office/word/2010/wordprocessingInk" xmlns:wne="http://schemas.microsoft.com/office/word/2006/wordml" xmlns:wps="http://schemas.microsoft.com/office/word/2010/wordprocessingShape" mc:Ignorable="w14 w15 w16se w16cid w16 w16cex w16sdtdh w16sdtfl w16du wp14">
   <w:p>
     <w:pPr>
       <w:pStyle w:val="Header"/>
@@ -752,7 +851,7 @@
     <w:r>
       <w:tab/>
       <w:tab/>
-      <w:t>2026-06-17</w:t>
+      <w:t>2026-06-18</w:t>
       <w:br/>
       <w:br/>
     </w:r>
@@ -769,7 +868,7 @@
 </file>
 
 <file path=word/numbering.xml><?xml version="1.0" encoding="utf-8"?>
-<w:numbering xmlns:wpc="http://schemas.microsoft.com/office/word/2010/wordprocessingCanvas" xmlns:cx="http://schemas.microsoft.com/office/drawing/2014/chartex" xmlns:cx1="http://schemas.microsoft.com/office/drawing/2015/9/8/chartex" xmlns:cx2="http://schemas.microsoft.com/office/drawing/2015/10/21/chartex" xmlns:cx3="http://schemas.microsoft.com/office/drawing/2016/5/9/chartex" xmlns:cx4="http://schemas.microsoft.com/office/drawing/2016/5/10/chartex" xmlns:cx5="http://schemas.microsoft.com/office/drawing/2016/5/11/chartex" xmlns:cx6="http://schemas.microsoft.com/office/drawing/2016/5/12/chartex" xmlns:cx7="http://schemas.microsoft.com/office/drawing/2016/5/13/chartex" xmlns:cx8="http://schemas.microsoft.com/office/drawing/2016/5/14/chartex" xmlns:mc="http://schemas.openxmlformats.org/markup-compatibility/2006" xmlns:aink="http://schemas.microsoft.com/office/drawing/2016/ink" xmlns:am3d="http://schemas.microsoft.com/office/drawing/2017/model3d" xmlns:o="urn:schemas-microsoft-com:office:office" xmlns:oel="http://schemas.microsoft.com/office/2019/extlst" xmlns:r="http://schemas.openxmlformats.org/officeDocument/2006/relationships" xmlns:m="http://schemas.openxmlformats.org/officeDocument/2006/math" xmlns:v="urn:schemas-microsoft-com:vml" xmlns:wp14="http://schemas.microsoft.com/office/word/2010/wordprocessingDrawing" xmlns:wp="http://schemas.openxmlformats.org/drawingml/2006/wordprocessingDrawing" xmlns:w10="urn:schemas-microsoft-com:office:word" xmlns:w="http://schemas.openxmlformats.org/wordprocessingml/2006/main" xmlns:w14="http://schemas.microsoft.com/office/word/2010/wordml" xmlns:w15="http://schemas.microsoft.com/office/word/2012/wordml" xmlns:w16cex="http://schemas.microsoft.com/office/word/2018/wordml/cex" xmlns:w16cid="http://schemas.microsoft.com/office/word/2016/wordml/cid" xmlns:w16="http://schemas.microsoft.com/office/word/2018/wordml" xmlns:w16sdtdh="http://schemas.microsoft.com/office/word/2020/wordml/sdtdatahash" xmlns:w16se="http://schemas.microsoft.com/office/word/2015/wordml/symex" xmlns:wpg="http://schemas.microsoft.com/office/word/2010/wordprocessingGroup" xmlns:wpi="http://schemas.microsoft.com/office/word/2010/wordprocessingInk" xmlns:wne="http://schemas.microsoft.com/office/word/2006/wordml" xmlns:wps="http://schemas.microsoft.com/office/word/2010/wordprocessingShape" mc:Ignorable="w14 w15 w16se w16cid w16 w16cex w16sdtdh wp14">
+<w:numbering xmlns:wpc="http://schemas.microsoft.com/office/word/2010/wordprocessingCanvas" xmlns:cx="http://schemas.microsoft.com/office/drawing/2014/chartex" xmlns:cx1="http://schemas.microsoft.com/office/drawing/2015/9/8/chartex" xmlns:cx2="http://schemas.microsoft.com/office/drawing/2015/10/21/chartex" xmlns:cx3="http://schemas.microsoft.com/office/drawing/2016/5/9/chartex" xmlns:cx4="http://schemas.microsoft.com/office/drawing/2016/5/10/chartex" xmlns:cx5="http://schemas.microsoft.com/office/drawing/2016/5/11/chartex" xmlns:cx6="http://schemas.microsoft.com/office/drawing/2016/5/12/chartex" xmlns:cx7="http://schemas.microsoft.com/office/drawing/2016/5/13/chartex" xmlns:cx8="http://schemas.microsoft.com/office/drawing/2016/5/14/chartex" xmlns:mc="http://schemas.openxmlformats.org/markup-compatibility/2006" xmlns:aink="http://schemas.microsoft.com/office/drawing/2016/ink" xmlns:am3d="http://schemas.microsoft.com/office/drawing/2017/model3d" xmlns:o="urn:schemas-microsoft-com:office:office" xmlns:oel="http://schemas.microsoft.com/office/2019/extlst" xmlns:r="http://schemas.openxmlformats.org/officeDocument/2006/relationships" xmlns:m="http://schemas.openxmlformats.org/officeDocument/2006/math" xmlns:v="urn:schemas-microsoft-com:vml" xmlns:wp14="http://schemas.microsoft.com/office/word/2010/wordprocessingDrawing" xmlns:wp="http://schemas.openxmlformats.org/drawingml/2006/wordprocessingDrawing" xmlns:w10="urn:schemas-microsoft-com:office:word" xmlns:w="http://schemas.openxmlformats.org/wordprocessingml/2006/main" xmlns:w14="http://schemas.microsoft.com/office/word/2010/wordml" xmlns:w15="http://schemas.microsoft.com/office/word/2012/wordml" xmlns:w16cex="http://schemas.microsoft.com/office/word/2018/wordml/cex" xmlns:w16cid="http://schemas.microsoft.com/office/word/2016/wordml/cid" xmlns:w16="http://schemas.microsoft.com/office/word/2018/wordml" xmlns:w16du="http://schemas.microsoft.com/office/word/2023/wordml/word16du" xmlns:w16sdtdh="http://schemas.microsoft.com/office/word/2020/wordml/sdtdatahash" xmlns:w16sdtfl="http://schemas.microsoft.com/office/word/2024/wordml/sdtformatlock" xmlns:w16se="http://schemas.microsoft.com/office/word/2015/wordml/symex" xmlns:wpg="http://schemas.microsoft.com/office/word/2010/wordprocessingGroup" xmlns:wpi="http://schemas.microsoft.com/office/word/2010/wordprocessingInk" xmlns:wne="http://schemas.microsoft.com/office/word/2006/wordml" xmlns:wps="http://schemas.microsoft.com/office/word/2010/wordprocessingShape" mc:Ignorable="w14 w15 w16se w16cid w16 w16cex w16sdtdh w16sdtfl w16du wp14">
   <w:abstractNum w:abstractNumId="0" w15:restartNumberingAfterBreak="0">
     <w:nsid w:val="FFFFFF7C"/>
     <w:multiLevelType w:val="singleLevel"/>
@@ -972,7 +1071,7 @@
 </file>
 
 <file path=word/styles.xml><?xml version="1.0" encoding="utf-8"?>
-<w:styles xmlns:mc="http://schemas.openxmlformats.org/markup-compatibility/2006" xmlns:r="http://schemas.openxmlformats.org/officeDocument/2006/relationships" xmlns:w="http://schemas.openxmlformats.org/wordprocessingml/2006/main" xmlns:w14="http://schemas.microsoft.com/office/word/2010/wordml" xmlns:w15="http://schemas.microsoft.com/office/word/2012/wordml" xmlns:w16cex="http://schemas.microsoft.com/office/word/2018/wordml/cex" xmlns:w16cid="http://schemas.microsoft.com/office/word/2016/wordml/cid" xmlns:w16="http://schemas.microsoft.com/office/word/2018/wordml" xmlns:w16sdtdh="http://schemas.microsoft.com/office/word/2020/wordml/sdtdatahash" xmlns:w16se="http://schemas.microsoft.com/office/word/2015/wordml/symex" mc:Ignorable="w14 w15 w16se w16cid w16 w16cex w16sdtdh">
+<w:styles xmlns:mc="http://schemas.openxmlformats.org/markup-compatibility/2006" xmlns:r="http://schemas.openxmlformats.org/officeDocument/2006/relationships" xmlns:w="http://schemas.openxmlformats.org/wordprocessingml/2006/main" xmlns:w14="http://schemas.microsoft.com/office/word/2010/wordml" xmlns:w15="http://schemas.microsoft.com/office/word/2012/wordml" xmlns:w16cex="http://schemas.microsoft.com/office/word/2018/wordml/cex" xmlns:w16cid="http://schemas.microsoft.com/office/word/2016/wordml/cid" xmlns:w16="http://schemas.microsoft.com/office/word/2018/wordml" xmlns:w16du="http://schemas.microsoft.com/office/word/2023/wordml/word16du" xmlns:w16sdtdh="http://schemas.microsoft.com/office/word/2020/wordml/sdtdatahash" xmlns:w16sdtfl="http://schemas.microsoft.com/office/word/2024/wordml/sdtformatlock" xmlns:w16se="http://schemas.microsoft.com/office/word/2015/wordml/symex" mc:Ignorable="w14 w15 w16se w16cid w16 w16cex w16sdtdh w16sdtfl w16du">
   <w:docDefaults>
     <w:rPrDefault>
       <w:rPr>
@@ -1730,7 +1829,7 @@
     <w:link w:val="TitleChar"/>
     <w:uiPriority w:val="10"/>
     <w:qFormat/>
-    <w:rsid w:val="007106C8"/>
+    <w:rsid w:val="00E854FA"/>
     <w:pPr>
       <w:spacing w:after="300" w:line="240" w:lineRule="auto"/>
       <w:contextualSpacing/>
@@ -1740,7 +1839,7 @@
       <w:rFonts w:eastAsiaTheme="majorEastAsia" w:cstheme="majorBidi"/>
       <w:spacing w:val="5"/>
       <w:kern w:val="28"/>
-      <w:sz w:val="52"/>
+      <w:sz w:val="40"/>
       <w:szCs w:val="52"/>
       <w:lang w:val="sv-SE" w:eastAsia="en-US" w:bidi="ar-SA"/>
     </w:rPr>
@@ -1750,12 +1849,12 @@
     <w:basedOn w:val="DefaultParagraphFont"/>
     <w:link w:val="Title"/>
     <w:uiPriority w:val="10"/>
-    <w:rsid w:val="007106C8"/>
+    <w:rsid w:val="00E854FA"/>
     <w:rPr>
       <w:rFonts w:ascii="Times New Roman" w:eastAsiaTheme="majorEastAsia" w:hAnsi="Times New Roman" w:cstheme="majorBidi"/>
       <w:spacing w:val="5"/>
       <w:kern w:val="28"/>
-      <w:sz w:val="52"/>
+      <w:sz w:val="40"/>
       <w:szCs w:val="52"/>
       <w:lang w:val="sv-SE" w:eastAsia="en-US" w:bidi="ar-SA"/>
     </w:rPr>

--- a/klagomål/A 4714-2026 FSC-klagomål.docx
+++ b/klagomål/A 4714-2026 FSC-klagomål.docx
@@ -851,7 +851,7 @@
     <w:r>
       <w:tab/>
       <w:tab/>
-      <w:t>2026-06-18</w:t>
+      <w:t>2026-06-19</w:t>
       <w:br/>
       <w:br/>
     </w:r>

--- a/klagomål/A 4714-2026 FSC-klagomål.docx
+++ b/klagomål/A 4714-2026 FSC-klagomål.docx
@@ -851,7 +851,7 @@
     <w:r>
       <w:tab/>
       <w:tab/>
-      <w:t>2026-06-19</w:t>
+      <w:t>2026-06-20</w:t>
       <w:br/>
       <w:br/>
     </w:r>

--- a/klagomål/A 4714-2026 FSC-klagomål.docx
+++ b/klagomål/A 4714-2026 FSC-klagomål.docx
@@ -168,38 +168,7 @@
     </w:p>
     <w:p>
       <w:r>
-        <w:t>Detta dokument behandlar höga naturvärden i avverkningsanmälan A 4714-2026 i Östhammars kommun som inkom 2026-01-26 och omfattar 6,3 ha.</w:t>
-      </w:r>
-    </w:p>
-    <w:p>
-      <w:r>
-        <w:t>Nedan presenteras fynd av naturvårdsarter och fridlysta arter som gjorts i det avverkningsanmälda området, samt relevanta utdrag ur standarderna för FSC, Chain of Custody, Controlled Wood och PEFC. I BILAGA 1 finns artfakta om fridlysta arter.</w:t>
-      </w:r>
-    </w:p>
-    <w:p>
-      <w:r>
-        <w:t>Vi förväntar oss att ni återkommer med ett skriftligt svar på vårt klagomål och även beskriver vilka korrigerande åtgärder ni satt in för att rätta till identifierade brister i er efterlevnad av den svenska FSC standarden.</w:t>
-      </w:r>
-    </w:p>
-    <w:p>
-      <w:pPr>
-        <w:pStyle w:val="Heading1"/>
-      </w:pPr>
-      <w:r>
-        <w:t>Naturvårdsarter</w:t>
-      </w:r>
-    </w:p>
-    <w:p>
-      <w:r>
-        <w:t>I avverkningsanmälan har följande 4 naturvårdsarter hittats: kattfotslav (NT, T), nordfladdermus (NT, §4a), sårläka (NT, T) och spindelblomster (S, T, §8). Av dessa är 3 rödlistade. För rödlistade arter har rödlistekategorin angivits inom parentes. Arter som är signalarter enligt Skogsstyrelsen har markerats med (S). Typiska arter inom Natura 2000 som är kopplade till skogsekosystem har markerats med (T). För fridlysta arter anges även paragrafen i Artskyddsförordningen som arten är fridlyst enligt.</w:t>
-      </w:r>
-    </w:p>
-    <w:p>
-      <w:r>
-        <w:t>De påträffade naturvårdsarterna är ett tydligt kvitto på att det rör sig om en skog med höga naturvärden.</w:t>
-      </w:r>
-      <w:r>
-        <w:t xml:space="preserve"> I Figur 1 visas fyndplatser för naturvårdsarter i området, som finns registrerade på Artportalen.</w:t>
+        <w:t>Detta klagomål behandlar höga naturvärden i avverkningsanmälan A 4714-2026 i Östhammars kommun som inkom 2026-01-26 och omfattar 6,3 ha.</w:t>
       </w:r>
     </w:p>
     <w:p>
@@ -247,73 +216,35 @@
         <w:spacing w:after="240"/>
       </w:pPr>
       <w:r>
-        <w:t>Figur 1. Fyndplatser för naturvårdsarter i avverkningsanmälan (röd linje). Markörer utan svart kant är placerade på fyndplatsen. Markörer med svart kant är placerade vid sidan av fyndplatsen och har ett svart streck som visar fyndplatsens exakta position. Kartans mittpunktskoordinat är N 6684195, E 698525 i SWEREF 99 TM.</w:t>
+        <w:t>Figur 1. Fyndplatser för naturvårdsarter i avverkningsanmälan. Markörer utan svart kant är placerade på fyndplatsen. Markörer med svart kant är placerade vid sidan av fyndplatsen har ett svart streck som visar fyndplatsens exakta position. Kartans mittpunktskoordinat är N 6684195, E 698525 i SWEREF 99 TM.</w:t>
+      </w:r>
+    </w:p>
+    <w:p>
+      <w:r>
+        <w:t>I avverkningsanmälan finns fynd av 4 naturvårdsarter, varav 3 är rödlistade, 2 är fridlysta, 3 är typiska (T) och 1 är signalart (S): kattfotslav (NT, T), nordfladdermus (NT, §4a), sårläka (NT, T) och spindelblomster (S, T, §8). Se Figur 1.</w:t>
+      </w:r>
+    </w:p>
+    <w:p>
+      <w:r>
+        <w:t>Nedan presenteras relevanta utdrag ur standarderna för FSC, Chain of Custody, Controlled Wood och PEFC.</w:t>
+      </w:r>
+    </w:p>
+    <w:p>
+      <w:r>
+        <w:t>Vi förväntar oss att ni återkommer med ett skriftligt svar på vårt klagomål och även beskriver vilka korrigerande åtgärder ni satt in för att rätta till identifierade brister i er efterlevnad av den svenska FSC standarden.</w:t>
       </w:r>
     </w:p>
     <w:p>
       <w:pPr>
-        <w:pStyle w:val="Heading2"/>
+        <w:pStyle w:val="Heading1"/>
       </w:pPr>
       <w:r>
-        <w:t>Fridlysta arter</w:t>
+        <w:t>Naturvårdsarter och fridlysta arter</w:t>
       </w:r>
     </w:p>
     <w:p>
       <w:r>
-        <w:t>Följande fridlysta arter har sina livsmiljöer och växtplatser i den avverkningsanmälda skogen: nordfladdermus (NT, §4a) och spindelblomster (S, T, §8).</w:t>
-      </w:r>
-    </w:p>
-    <w:p>
-      <w:r>
-        <w:rPr>
-          <w:b/>
-        </w:rPr>
-        <w:t>Nordfladdermus (NT, §4a)</w:t>
-      </w:r>
-      <w:r>
-        <w:t xml:space="preserve"> omfattas av bilaga 4 EU:s art- och habitatdirektiv vilket innebär ett strikt skydd där arten och dess livsmiljöer ska bevaras. Nordfladdermus föredrar variationsrik skog med förekomst av sjöar, vattendrag och våtmarker och hittas framförallt i halvöppna miljöer som trädbärande beteshagar och i kantzoner mellan skog och odlingsmark. Den undviker stora öppna områden som stora hyggen och större sammanhängande planteringar vilket minskar längden bryn och landskapets heterogenitet och därmed födotillgången och mängden lämpliga jaktplatser. Skogsbruksåtgärder som leder till minskad förekomst av äldre, gles skog och då särskilt tillgång på hålträd och träd med löst sittande bark kan leda till brist på koloniplatser och viloplatser. Nordfladdermus har minskat med 27,5 (5–50) % under de senaste 21 åren och minskningstakten för den svenska populationen bedöms vara nära gränsvärdet för Sårbar (VU). (A2bc) (SLU Artdatabanken, 2024; Skogsstyrelsen, 2016).</w:t>
-      </w:r>
-    </w:p>
-    <w:p>
-      <w:r>
-        <w:rPr>
-          <w:b/>
-        </w:rPr>
-        <w:t>Spindelblomster (§8)</w:t>
-      </w:r>
-      <w:r>
-        <w:t xml:space="preserve"> växer i äldre mossrik granskog eller barrblandskog, men även i fjällbjörkskog. Arten indikerar långvarig trädkontinuitet och hög luftfuktighet och är mycket känslig för uttorkning och markskador. Spindelblomster har i många trakter minskat starkt under senare tid på grund av slutavverkningar och skogsmarksdikning. Spindelblomster är typisk art för </w:t>
-      </w:r>
-      <w:r>
-        <w:rPr>
-          <w:i/>
-        </w:rPr>
-        <w:t xml:space="preserve">9010 Taiga, 9050 Näringsrik granskog </w:t>
-      </w:r>
-      <w:r>
-        <w:t>och</w:t>
-      </w:r>
-      <w:r>
-        <w:rPr>
-          <w:i/>
-        </w:rPr>
-        <w:t xml:space="preserve"> 9040 Fjällbjörkskog</w:t>
-      </w:r>
-      <w:r>
-        <w:t xml:space="preserve"> (Nitare &amp; Skogsstyrelsen, 2019; SLU Artdatabanken, 2025).</w:t>
-      </w:r>
-    </w:p>
-    <w:p>
-      <w:r>
-        <w:t>I BILAGA 1 finns mer detaljerad information om ekologi samt krav på livsmiljö hos fridlysta arter.</w:t>
-      </w:r>
-    </w:p>
-    <w:p>
-      <w:pPr>
-        <w:pStyle w:val="Heading2"/>
-      </w:pPr>
-      <w:r>
-        <w:t>Övriga naturvårdsarter</w:t>
+        <w:t>Nedan följer beskrivningar av de naturvårdsarter och fridlysta arter som har sina livsmiljöer och växtplatser i den avverkningsanmälda skogen. Se även ytterligare artfakta i BILAGA 1. De påträffade naturvårdsarterna är ett tydligt kvitto på att det rör sig om en skog med höga naturvärden.</w:t>
       </w:r>
     </w:p>
     <w:p>
@@ -350,6 +281,17 @@
         <w:rPr>
           <w:b/>
         </w:rPr>
+        <w:t>Nordfladdermus (NT, §4a)</w:t>
+      </w:r>
+      <w:r>
+        <w:t xml:space="preserve"> omfattas av bilaga 4 EU:s art- och habitatdirektiv vilket innebär ett strikt skydd där arten och dess livsmiljöer ska bevaras. Nordfladdermus föredrar variationsrik skog med förekomst av sjöar, vattendrag och våtmarker och hittas framförallt i halvöppna miljöer som trädbärande beteshagar och i kantzoner mellan skog och odlingsmark. Den undviker stora öppna områden som stora hyggen och större sammanhängande planteringar vilket minskar längden bryn och landskapets heterogenitet och därmed födotillgången och mängden lämpliga jaktplatser. Skogsbruksåtgärder som leder till minskad förekomst av äldre, gles skog och då särskilt tillgång på hålträd och träd med löst sittande bark kan leda till brist på koloniplatser och viloplatser. Nordfladdermus har minskat med 27,5 (5–50) % under de senaste 21 åren och minskningstakten för den svenska populationen bedöms vara nära gränsvärdet för Sårbar (VU). (A2bc) (SLU Artdatabanken, 2024; Skogsstyrelsen, 2016).</w:t>
+      </w:r>
+    </w:p>
+    <w:p>
+      <w:r>
+        <w:rPr>
+          <w:b/>
+        </w:rPr>
         <w:t>Sårläka (NT)</w:t>
       </w:r>
       <w:r>
@@ -372,6 +314,35 @@
       </w:r>
       <w:r>
         <w:t xml:space="preserve"> samt värdväxt för den rödlistade fjärilen sårläkeplattmal (NT) (SLU Artdatabanken, 2026; Nitare &amp; Skogsstyrelsen, 2019).</w:t>
+      </w:r>
+    </w:p>
+    <w:p>
+      <w:r>
+        <w:rPr>
+          <w:b/>
+        </w:rPr>
+        <w:t>Spindelblomster (§8)</w:t>
+      </w:r>
+      <w:r>
+        <w:t xml:space="preserve"> växer i äldre mossrik granskog eller barrblandskog, men även i fjällbjörkskog. Arten indikerar långvarig trädkontinuitet och hög luftfuktighet och är mycket känslig för uttorkning och markskador. Spindelblomster har i många trakter minskat starkt under senare tid på grund av slutavverkningar och skogsmarksdikning. Spindelblomster är typisk art för </w:t>
+      </w:r>
+      <w:r>
+        <w:rPr>
+          <w:i/>
+        </w:rPr>
+        <w:t xml:space="preserve">9010 Taiga, 9050 Näringsrik granskog </w:t>
+      </w:r>
+      <w:r>
+        <w:t>och</w:t>
+      </w:r>
+      <w:r>
+        <w:rPr>
+          <w:i/>
+        </w:rPr>
+        <w:t xml:space="preserve"> 9040 Fjällbjörkskog</w:t>
+      </w:r>
+      <w:r>
+        <w:t xml:space="preserve"> (Nitare &amp; Skogsstyrelsen, 2019; SLU Artdatabanken, 2025).</w:t>
       </w:r>
     </w:p>
     <w:p>
@@ -851,7 +822,7 @@
     <w:r>
       <w:tab/>
       <w:tab/>
-      <w:t>2026-06-20</w:t>
+      <w:t>2026-06-21</w:t>
       <w:br/>
       <w:br/>
     </w:r>

--- a/klagomål/A 4714-2026 FSC-klagomål.docx
+++ b/klagomål/A 4714-2026 FSC-klagomål.docx
@@ -822,7 +822,7 @@
     <w:r>
       <w:tab/>
       <w:tab/>
-      <w:t>2026-06-21</w:t>
+      <w:t>2026-06-22</w:t>
       <w:br/>
       <w:br/>
     </w:r>

--- a/klagomål/A 4714-2026 FSC-klagomål.docx
+++ b/klagomål/A 4714-2026 FSC-klagomål.docx
@@ -822,7 +822,7 @@
     <w:r>
       <w:tab/>
       <w:tab/>
-      <w:t>2026-06-22</w:t>
+      <w:t>2026-06-23</w:t>
       <w:br/>
       <w:br/>
     </w:r>

--- a/klagomål/A 4714-2026 FSC-klagomål.docx
+++ b/klagomål/A 4714-2026 FSC-klagomål.docx
@@ -822,7 +822,7 @@
     <w:r>
       <w:tab/>
       <w:tab/>
-      <w:t>2026-06-23</w:t>
+      <w:t>2026-06-24</w:t>
       <w:br/>
       <w:br/>
     </w:r>

--- a/klagomål/A 4714-2026 FSC-klagomål.docx
+++ b/klagomål/A 4714-2026 FSC-klagomål.docx
@@ -822,7 +822,7 @@
     <w:r>
       <w:tab/>
       <w:tab/>
-      <w:t>2026-06-24</w:t>
+      <w:t>2026-06-25</w:t>
       <w:br/>
       <w:br/>
     </w:r>

--- a/klagomål/A 4714-2026 FSC-klagomål.docx
+++ b/klagomål/A 4714-2026 FSC-klagomål.docx
@@ -822,7 +822,7 @@
     <w:r>
       <w:tab/>
       <w:tab/>
-      <w:t>2026-06-25</w:t>
+      <w:t>2026-06-26</w:t>
       <w:br/>
       <w:br/>
     </w:r>

--- a/klagomål/A 4714-2026 FSC-klagomål.docx
+++ b/klagomål/A 4714-2026 FSC-klagomål.docx
@@ -822,7 +822,7 @@
     <w:r>
       <w:tab/>
       <w:tab/>
-      <w:t>2026-06-26</w:t>
+      <w:t>2026-06-27</w:t>
       <w:br/>
       <w:br/>
     </w:r>

--- a/klagomål/A 4714-2026 FSC-klagomål.docx
+++ b/klagomål/A 4714-2026 FSC-klagomål.docx
@@ -822,7 +822,7 @@
     <w:r>
       <w:tab/>
       <w:tab/>
-      <w:t>2026-06-27</w:t>
+      <w:t>2026-06-28</w:t>
       <w:br/>
       <w:br/>
     </w:r>

--- a/klagomål/A 4714-2026 FSC-klagomål.docx
+++ b/klagomål/A 4714-2026 FSC-klagomål.docx
@@ -822,7 +822,7 @@
     <w:r>
       <w:tab/>
       <w:tab/>
-      <w:t>2026-06-28</w:t>
+      <w:t>2026-06-29</w:t>
       <w:br/>
       <w:br/>
     </w:r>

--- a/klagomål/A 4714-2026 FSC-klagomål.docx
+++ b/klagomål/A 4714-2026 FSC-klagomål.docx
@@ -822,7 +822,7 @@
     <w:r>
       <w:tab/>
       <w:tab/>
-      <w:t>2026-06-29</w:t>
+      <w:t>2026-06-30</w:t>
       <w:br/>
       <w:br/>
     </w:r>

--- a/klagomål/A 4714-2026 FSC-klagomål.docx
+++ b/klagomål/A 4714-2026 FSC-klagomål.docx
@@ -822,7 +822,7 @@
     <w:r>
       <w:tab/>
       <w:tab/>
-      <w:t>2026-06-30</w:t>
+      <w:t>2026-07-01</w:t>
       <w:br/>
       <w:br/>
     </w:r>

--- a/klagomål/A 4714-2026 FSC-klagomål.docx
+++ b/klagomål/A 4714-2026 FSC-klagomål.docx
@@ -822,7 +822,7 @@
     <w:r>
       <w:tab/>
       <w:tab/>
-      <w:t>2026-07-01</w:t>
+      <w:t>2026-07-02</w:t>
       <w:br/>
       <w:br/>
     </w:r>

--- a/klagomål/A 4714-2026 FSC-klagomål.docx
+++ b/klagomål/A 4714-2026 FSC-klagomål.docx
@@ -822,7 +822,7 @@
     <w:r>
       <w:tab/>
       <w:tab/>
-      <w:t>2026-07-13</w:t>
+      <w:t>2026-07-14</w:t>
       <w:br/>
       <w:br/>
     </w:r>

--- a/klagomål/A 4714-2026 FSC-klagomål.docx
+++ b/klagomål/A 4714-2026 FSC-klagomål.docx
@@ -822,7 +822,7 @@
     <w:r>
       <w:tab/>
       <w:tab/>
-      <w:t>2026-07-14</w:t>
+      <w:t>2026-07-15</w:t>
       <w:br/>
       <w:br/>
     </w:r>

--- a/klagomål/A 4714-2026 FSC-klagomål.docx
+++ b/klagomål/A 4714-2026 FSC-klagomål.docx
@@ -822,7 +822,7 @@
     <w:r>
       <w:tab/>
       <w:tab/>
-      <w:t>2026-07-15</w:t>
+      <w:t>2026-07-16</w:t>
       <w:br/>
       <w:br/>
     </w:r>

--- a/klagomål/A 4714-2026 FSC-klagomål.docx
+++ b/klagomål/A 4714-2026 FSC-klagomål.docx
@@ -822,7 +822,7 @@
     <w:r>
       <w:tab/>
       <w:tab/>
-      <w:t>2026-07-16</w:t>
+      <w:t>2026-07-17</w:t>
       <w:br/>
       <w:br/>
     </w:r>

--- a/klagomål/A 4714-2026 FSC-klagomål.docx
+++ b/klagomål/A 4714-2026 FSC-klagomål.docx
@@ -822,7 +822,7 @@
     <w:r>
       <w:tab/>
       <w:tab/>
-      <w:t>2026-07-17</w:t>
+      <w:t>2026-07-18</w:t>
       <w:br/>
       <w:br/>
     </w:r>

--- a/klagomål/A 4714-2026 FSC-klagomål.docx
+++ b/klagomål/A 4714-2026 FSC-klagomål.docx
@@ -822,7 +822,7 @@
     <w:r>
       <w:tab/>
       <w:tab/>
-      <w:t>2026-07-18</w:t>
+      <w:t>2026-07-19</w:t>
       <w:br/>
       <w:br/>
     </w:r>

--- a/klagomål/A 4714-2026 FSC-klagomål.docx
+++ b/klagomål/A 4714-2026 FSC-klagomål.docx
@@ -822,7 +822,7 @@
     <w:r>
       <w:tab/>
       <w:tab/>
-      <w:t>2026-07-19</w:t>
+      <w:t>2026-07-20</w:t>
       <w:br/>
       <w:br/>
     </w:r>

--- a/klagomål/A 4714-2026 FSC-klagomål.docx
+++ b/klagomål/A 4714-2026 FSC-klagomål.docx
@@ -822,7 +822,7 @@
     <w:r>
       <w:tab/>
       <w:tab/>
-      <w:t>2026-07-20</w:t>
+      <w:t>2026-07-21</w:t>
       <w:br/>
       <w:br/>
     </w:r>

--- a/klagomål/A 4714-2026 FSC-klagomål.docx
+++ b/klagomål/A 4714-2026 FSC-klagomål.docx
@@ -822,7 +822,7 @@
     <w:r>
       <w:tab/>
       <w:tab/>
-      <w:t>2026-07-21</w:t>
+      <w:t>2026-07-22</w:t>
       <w:br/>
       <w:br/>
     </w:r>

--- a/klagomål/A 4714-2026 FSC-klagomål.docx
+++ b/klagomål/A 4714-2026 FSC-klagomål.docx
@@ -822,7 +822,7 @@
     <w:r>
       <w:tab/>
       <w:tab/>
-      <w:t>2026-07-22</w:t>
+      <w:t>2026-07-23</w:t>
       <w:br/>
       <w:br/>
     </w:r>

--- a/klagomål/A 4714-2026 FSC-klagomål.docx
+++ b/klagomål/A 4714-2026 FSC-klagomål.docx
@@ -822,7 +822,7 @@
     <w:r>
       <w:tab/>
       <w:tab/>
-      <w:t>2026-07-23</w:t>
+      <w:t>2026-07-24</w:t>
       <w:br/>
       <w:br/>
     </w:r>

--- a/klagomål/A 4714-2026 FSC-klagomål.docx
+++ b/klagomål/A 4714-2026 FSC-klagomål.docx
@@ -822,7 +822,7 @@
     <w:r>
       <w:tab/>
       <w:tab/>
-      <w:t>2026-07-24</w:t>
+      <w:t>2026-07-25</w:t>
       <w:br/>
       <w:br/>
     </w:r>

--- a/klagomål/A 4714-2026 FSC-klagomål.docx
+++ b/klagomål/A 4714-2026 FSC-klagomål.docx
@@ -822,7 +822,7 @@
     <w:r>
       <w:tab/>
       <w:tab/>
-      <w:t>2026-07-25</w:t>
+      <w:t>2026-07-26</w:t>
       <w:br/>
       <w:br/>
     </w:r>

--- a/klagomål/A 4714-2026 FSC-klagomål.docx
+++ b/klagomål/A 4714-2026 FSC-klagomål.docx
@@ -822,7 +822,7 @@
     <w:r>
       <w:tab/>
       <w:tab/>
-      <w:t>2026-07-26</w:t>
+      <w:t>2026-07-27</w:t>
       <w:br/>
       <w:br/>
     </w:r>

--- a/klagomål/A 4714-2026 FSC-klagomål.docx
+++ b/klagomål/A 4714-2026 FSC-klagomål.docx
@@ -822,7 +822,7 @@
     <w:r>
       <w:tab/>
       <w:tab/>
-      <w:t>2026-07-27</w:t>
+      <w:t>2026-07-28</w:t>
       <w:br/>
       <w:br/>
     </w:r>

--- a/klagomål/A 4714-2026 FSC-klagomål.docx
+++ b/klagomål/A 4714-2026 FSC-klagomål.docx
@@ -822,7 +822,7 @@
     <w:r>
       <w:tab/>
       <w:tab/>
-      <w:t>2026-07-28</w:t>
+      <w:t>2026-07-29</w:t>
       <w:br/>
       <w:br/>
     </w:r>

--- a/klagomål/A 4714-2026 FSC-klagomål.docx
+++ b/klagomål/A 4714-2026 FSC-klagomål.docx
@@ -822,7 +822,7 @@
     <w:r>
       <w:tab/>
       <w:tab/>
-      <w:t>2026-07-29</w:t>
+      <w:t>2026-07-30</w:t>
       <w:br/>
       <w:br/>
     </w:r>

--- a/klagomål/A 4714-2026 FSC-klagomål.docx
+++ b/klagomål/A 4714-2026 FSC-klagomål.docx
@@ -822,7 +822,7 @@
     <w:r>
       <w:tab/>
       <w:tab/>
-      <w:t>2026-07-30</w:t>
+      <w:t>2026-07-31</w:t>
       <w:br/>
       <w:br/>
     </w:r>

--- a/klagomål/A 4714-2026 FSC-klagomål.docx
+++ b/klagomål/A 4714-2026 FSC-klagomål.docx
@@ -822,7 +822,7 @@
     <w:r>
       <w:tab/>
       <w:tab/>
-      <w:t>2026-07-31</w:t>
+      <w:t>2026-08-01</w:t>
       <w:br/>
       <w:br/>
     </w:r>

--- a/klagomål/A 4714-2026 FSC-klagomål.docx
+++ b/klagomål/A 4714-2026 FSC-klagomål.docx
@@ -822,7 +822,7 @@
     <w:r>
       <w:tab/>
       <w:tab/>
-      <w:t>2026-08-01</w:t>
+      <w:t>2026-08-02</w:t>
       <w:br/>
       <w:br/>
     </w:r>

--- a/klagomål/A 4714-2026 FSC-klagomål.docx
+++ b/klagomål/A 4714-2026 FSC-klagomål.docx
@@ -822,7 +822,7 @@
     <w:r>
       <w:tab/>
       <w:tab/>
-      <w:t>2026-08-02</w:t>
+      <w:t>2026-08-03</w:t>
       <w:br/>
       <w:br/>
     </w:r>

--- a/klagomål/A 4714-2026 FSC-klagomål.docx
+++ b/klagomål/A 4714-2026 FSC-klagomål.docx
@@ -822,7 +822,7 @@
     <w:r>
       <w:tab/>
       <w:tab/>
-      <w:t>2026-08-03</w:t>
+      <w:t>2026-08-05</w:t>
       <w:br/>
       <w:br/>
     </w:r>

--- a/klagomål/A 4714-2026 FSC-klagomål.docx
+++ b/klagomål/A 4714-2026 FSC-klagomål.docx
@@ -822,7 +822,7 @@
     <w:r>
       <w:tab/>
       <w:tab/>
-      <w:t>2026-08-05</w:t>
+      <w:t>2026-08-07</w:t>
       <w:br/>
       <w:br/>
     </w:r>

--- a/klagomål/A 4714-2026 FSC-klagomål.docx
+++ b/klagomål/A 4714-2026 FSC-klagomål.docx
@@ -822,7 +822,7 @@
     <w:r>
       <w:tab/>
       <w:tab/>
-      <w:t>2026-08-07</w:t>
+      <w:t>2026-08-08</w:t>
       <w:br/>
       <w:br/>
     </w:r>

--- a/klagomål/A 4714-2026 FSC-klagomål.docx
+++ b/klagomål/A 4714-2026 FSC-klagomål.docx
@@ -216,7 +216,7 @@
         <w:spacing w:after="240"/>
       </w:pPr>
       <w:r>
-        <w:t>Figur 1. Fyndplatser för naturvårdsarter i avverkningsanmälan. Markörer utan svart kant är placerade på fyndplatsen. Markörer med svart kant är placerade vid sidan av fyndplatsen har ett svart streck som visar fyndplatsens exakta position. Kartans mittpunktskoordinat är N 6684195, E 698525 i SWEREF 99 TM.</w:t>
+        <w:t>Figur 1. Fyndplatser för naturvårdsarter i avverkningsanmälan. Markörer utan svart kant är placerade på fyndplatsen. Markörer med svart kant är placerade vid sidan av fyndplatsen och har ett svart streck som visar fyndplatsens exakta position. Kartans mittpunktskoordinat är N 6684195, E 698525 i SWEREF 99 TM.</w:t>
       </w:r>
     </w:p>
     <w:p>
@@ -822,7 +822,7 @@
     <w:r>
       <w:tab/>
       <w:tab/>
-      <w:t>2026-08-14</w:t>
+      <w:t>2026-08-15</w:t>
       <w:br/>
       <w:br/>
     </w:r>

--- a/klagomål/A 4714-2026 FSC-klagomål.docx
+++ b/klagomål/A 4714-2026 FSC-klagomål.docx
@@ -822,7 +822,7 @@
     <w:r>
       <w:tab/>
       <w:tab/>
-      <w:t>2026-08-15</w:t>
+      <w:t>2026-08-16</w:t>
       <w:br/>
       <w:br/>
     </w:r>

--- a/klagomål/A 4714-2026 FSC-klagomål.docx
+++ b/klagomål/A 4714-2026 FSC-klagomål.docx
@@ -822,7 +822,7 @@
     <w:r>
       <w:tab/>
       <w:tab/>
-      <w:t>2026-08-16</w:t>
+      <w:t>2026-08-17</w:t>
       <w:br/>
       <w:br/>
     </w:r>

--- a/klagomål/A 4714-2026 FSC-klagomål.docx
+++ b/klagomål/A 4714-2026 FSC-klagomål.docx
@@ -822,7 +822,7 @@
     <w:r>
       <w:tab/>
       <w:tab/>
-      <w:t>2026-08-17</w:t>
+      <w:t>2026-08-18</w:t>
       <w:br/>
       <w:br/>
     </w:r>

--- a/klagomål/A 4714-2026 FSC-klagomål.docx
+++ b/klagomål/A 4714-2026 FSC-klagomål.docx
@@ -822,7 +822,7 @@
     <w:r>
       <w:tab/>
       <w:tab/>
-      <w:t>2026-08-18</w:t>
+      <w:t>2026-08-19</w:t>
       <w:br/>
       <w:br/>
     </w:r>

--- a/klagomål/A 4714-2026 FSC-klagomål.docx
+++ b/klagomål/A 4714-2026 FSC-klagomål.docx
@@ -822,7 +822,7 @@
     <w:r>
       <w:tab/>
       <w:tab/>
-      <w:t>2026-08-19</w:t>
+      <w:t>2026-08-20</w:t>
       <w:br/>
       <w:br/>
     </w:r>

--- a/klagomål/A 4714-2026 FSC-klagomål.docx
+++ b/klagomål/A 4714-2026 FSC-klagomål.docx
@@ -822,7 +822,7 @@
     <w:r>
       <w:tab/>
       <w:tab/>
-      <w:t>2026-08-20</w:t>
+      <w:t>2026-08-21</w:t>
       <w:br/>
       <w:br/>
     </w:r>

--- a/klagomål/A 4714-2026 FSC-klagomål.docx
+++ b/klagomål/A 4714-2026 FSC-klagomål.docx
@@ -822,7 +822,7 @@
     <w:r>
       <w:tab/>
       <w:tab/>
-      <w:t>2026-08-21</w:t>
+      <w:t>2026-08-22</w:t>
       <w:br/>
       <w:br/>
     </w:r>

--- a/klagomål/A 4714-2026 FSC-klagomål.docx
+++ b/klagomål/A 4714-2026 FSC-klagomål.docx
@@ -822,7 +822,7 @@
     <w:r>
       <w:tab/>
       <w:tab/>
-      <w:t>2026-08-22</w:t>
+      <w:t>2026-08-23</w:t>
       <w:br/>
       <w:br/>
     </w:r>

--- a/klagomål/A 4714-2026 FSC-klagomål.docx
+++ b/klagomål/A 4714-2026 FSC-klagomål.docx
@@ -822,7 +822,7 @@
     <w:r>
       <w:tab/>
       <w:tab/>
-      <w:t>2026-08-23</w:t>
+      <w:t>2026-08-24</w:t>
       <w:br/>
       <w:br/>
     </w:r>

--- a/klagomål/A 4714-2026 FSC-klagomål.docx
+++ b/klagomål/A 4714-2026 FSC-klagomål.docx
@@ -822,7 +822,7 @@
     <w:r>
       <w:tab/>
       <w:tab/>
-      <w:t>2026-08-24</w:t>
+      <w:t>2026-08-25</w:t>
       <w:br/>
       <w:br/>
     </w:r>

--- a/klagomål/A 4714-2026 FSC-klagomål.docx
+++ b/klagomål/A 4714-2026 FSC-klagomål.docx
@@ -822,7 +822,7 @@
     <w:r>
       <w:tab/>
       <w:tab/>
-      <w:t>2026-08-25</w:t>
+      <w:t>2026-08-26</w:t>
       <w:br/>
       <w:br/>
     </w:r>

--- a/klagomål/A 4714-2026 FSC-klagomål.docx
+++ b/klagomål/A 4714-2026 FSC-klagomål.docx
@@ -822,7 +822,7 @@
     <w:r>
       <w:tab/>
       <w:tab/>
-      <w:t>2026-08-26</w:t>
+      <w:t>2026-08-27</w:t>
       <w:br/>
       <w:br/>
     </w:r>

--- a/klagomål/A 4714-2026 FSC-klagomål.docx
+++ b/klagomål/A 4714-2026 FSC-klagomål.docx
@@ -822,7 +822,7 @@
     <w:r>
       <w:tab/>
       <w:tab/>
-      <w:t>2026-08-27</w:t>
+      <w:t>2026-08-28</w:t>
       <w:br/>
       <w:br/>
     </w:r>

--- a/klagomål/A 4714-2026 FSC-klagomål.docx
+++ b/klagomål/A 4714-2026 FSC-klagomål.docx
@@ -822,7 +822,7 @@
     <w:r>
       <w:tab/>
       <w:tab/>
-      <w:t>2026-08-28</w:t>
+      <w:t>2026-08-29</w:t>
       <w:br/>
       <w:br/>
     </w:r>

--- a/klagomål/A 4714-2026 FSC-klagomål.docx
+++ b/klagomål/A 4714-2026 FSC-klagomål.docx
@@ -822,7 +822,7 @@
     <w:r>
       <w:tab/>
       <w:tab/>
-      <w:t>2026-08-29</w:t>
+      <w:t>2026-08-31</w:t>
       <w:br/>
       <w:br/>
     </w:r>

--- a/klagomål/A 4714-2026 FSC-klagomål.docx
+++ b/klagomål/A 4714-2026 FSC-klagomål.docx
@@ -822,7 +822,7 @@
     <w:r>
       <w:tab/>
       <w:tab/>
-      <w:t>2026-08-31</w:t>
+      <w:t>2026-09-01</w:t>
       <w:br/>
       <w:br/>
     </w:r>

--- a/klagomål/A 4714-2026 FSC-klagomål.docx
+++ b/klagomål/A 4714-2026 FSC-klagomål.docx
@@ -822,7 +822,7 @@
     <w:r>
       <w:tab/>
       <w:tab/>
-      <w:t>2026-09-01</w:t>
+      <w:t>2026-09-02</w:t>
       <w:br/>
       <w:br/>
     </w:r>

--- a/klagomål/A 4714-2026 FSC-klagomål.docx
+++ b/klagomål/A 4714-2026 FSC-klagomål.docx
@@ -822,7 +822,7 @@
     <w:r>
       <w:tab/>
       <w:tab/>
-      <w:t>2026-09-02</w:t>
+      <w:t>2026-09-03</w:t>
       <w:br/>
       <w:br/>
     </w:r>

--- a/klagomål/A 4714-2026 FSC-klagomål.docx
+++ b/klagomål/A 4714-2026 FSC-klagomål.docx
@@ -822,7 +822,7 @@
     <w:r>
       <w:tab/>
       <w:tab/>
-      <w:t>2026-09-03</w:t>
+      <w:t>2026-09-04</w:t>
       <w:br/>
       <w:br/>
     </w:r>

--- a/klagomål/A 4714-2026 FSC-klagomål.docx
+++ b/klagomål/A 4714-2026 FSC-klagomål.docx
@@ -822,7 +822,7 @@
     <w:r>
       <w:tab/>
       <w:tab/>
-      <w:t>2026-09-04</w:t>
+      <w:t>2026-09-05</w:t>
       <w:br/>
       <w:br/>
     </w:r>

--- a/klagomål/A 4714-2026 FSC-klagomål.docx
+++ b/klagomål/A 4714-2026 FSC-klagomål.docx
@@ -822,7 +822,7 @@
     <w:r>
       <w:tab/>
       <w:tab/>
-      <w:t>2026-09-05</w:t>
+      <w:t>2026-09-06</w:t>
       <w:br/>
       <w:br/>
     </w:r>

--- a/klagomål/A 4714-2026 FSC-klagomål.docx
+++ b/klagomål/A 4714-2026 FSC-klagomål.docx
@@ -822,7 +822,7 @@
     <w:r>
       <w:tab/>
       <w:tab/>
-      <w:t>2026-09-06</w:t>
+      <w:t>2026-09-07</w:t>
       <w:br/>
       <w:br/>
     </w:r>

--- a/klagomål/A 4714-2026 FSC-klagomål.docx
+++ b/klagomål/A 4714-2026 FSC-klagomål.docx
@@ -822,7 +822,7 @@
     <w:r>
       <w:tab/>
       <w:tab/>
-      <w:t>2026-09-07</w:t>
+      <w:t>2026-09-08</w:t>
       <w:br/>
       <w:br/>
     </w:r>

--- a/klagomål/A 4714-2026 FSC-klagomål.docx
+++ b/klagomål/A 4714-2026 FSC-klagomål.docx
@@ -822,7 +822,7 @@
     <w:r>
       <w:tab/>
       <w:tab/>
-      <w:t>2026-09-08</w:t>
+      <w:t>2026-09-09</w:t>
       <w:br/>
       <w:br/>
     </w:r>

--- a/klagomål/A 4714-2026 FSC-klagomål.docx
+++ b/klagomål/A 4714-2026 FSC-klagomål.docx
@@ -822,7 +822,7 @@
     <w:r>
       <w:tab/>
       <w:tab/>
-      <w:t>2026-09-09</w:t>
+      <w:t>2026-09-10</w:t>
       <w:br/>
       <w:br/>
     </w:r>

--- a/klagomål/A 4714-2026 FSC-klagomål.docx
+++ b/klagomål/A 4714-2026 FSC-klagomål.docx
@@ -822,7 +822,7 @@
     <w:r>
       <w:tab/>
       <w:tab/>
-      <w:t>2026-09-10</w:t>
+      <w:t>2026-09-11</w:t>
       <w:br/>
       <w:br/>
     </w:r>

--- a/klagomål/A 4714-2026 FSC-klagomål.docx
+++ b/klagomål/A 4714-2026 FSC-klagomål.docx
@@ -822,7 +822,7 @@
     <w:r>
       <w:tab/>
       <w:tab/>
-      <w:t>2026-09-11</w:t>
+      <w:t>2026-09-12</w:t>
       <w:br/>
       <w:br/>
     </w:r>
